--- a/report_template/template_main/tBPTMPlus_CustomEdition_SXRM_v1.0.1.docx
+++ b/report_template/template_main/tBPTMPlus_CustomEdition_SXRM_v1.0.1.docx
@@ -117,7 +117,7 @@
                     </wp:anchor>
                   </w:drawing>
                 </mc:Choice>
-                <mc:Fallback xmlns:w16du="http://schemas.microsoft.com/office/word/2023/wordml/word16du" xmlns:oel="http://schemas.microsoft.com/office/2019/extlst">
+                <mc:Fallback xmlns:oel="http://schemas.microsoft.com/office/2019/extlst" xmlns:w16du="http://schemas.microsoft.com/office/word/2023/wordml/word16du">
                   <w:pict>
                     <v:shapetype w14:anchorId="2DB6016E" id="_x0000_t120" coordsize="21600,21600" o:spt="120" path="m10800,qx,10800,10800,21600,21600,10800,10800,xe">
                       <v:path gradientshapeok="t" o:connecttype="custom" o:connectlocs="10800,0;3163,3163;0,10800;3163,18437;10800,21600;18437,18437;21600,10800;18437,3163" textboxrect="3163,3163,18437,18437"/>
@@ -248,7 +248,7 @@
                     </wp:anchor>
                   </w:drawing>
                 </mc:Choice>
-                <mc:Fallback xmlns:w16du="http://schemas.microsoft.com/office/word/2023/wordml/word16du" xmlns:oel="http://schemas.microsoft.com/office/2019/extlst">
+                <mc:Fallback xmlns:oel="http://schemas.microsoft.com/office/2019/extlst" xmlns:w16du="http://schemas.microsoft.com/office/word/2023/wordml/word16du">
                   <w:pict>
                     <v:roundrect w14:anchorId="6254107D" id="矩形: 圆角 69" o:spid="_x0000_s1026" style="position:absolute;left:0;text-align:left;margin-left:-2.75pt;margin-top:3.25pt;width:71.3pt;height:25.3pt;z-index:-251611136;visibility:visible;mso-wrap-style:square;mso-wrap-distance-left:9pt;mso-wrap-distance-top:0;mso-wrap-distance-right:9pt;mso-wrap-distance-bottom:0;mso-position-horizontal:absolute;mso-position-horizontal-relative:margin;mso-position-vertical:absolute;mso-position-vertical-relative:text;v-text-anchor:middle" arcsize="10923f" o:gfxdata="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" fillcolor="#f2f2f2 [3052]" stroked="f" strokeweight="1pt">
                       <v:stroke joinstyle="miter"/>
@@ -268,21 +268,8 @@
                 <w:sz w:val="28"/>
                 <w:szCs w:val="28"/>
               </w:rPr>
-              <w:t>检测总</w:t>
-            </w:r>
-            <w:proofErr w:type="gramStart"/>
-            <w:r>
-              <w:rPr>
-                <w:rFonts w:ascii="思源黑体 CN Bold" w:eastAsia="思源黑体 CN Bold" w:hAnsi="思源黑体 CN Bold" w:hint="eastAsia"/>
-                <w:b/>
-                <w:bCs/>
-                <w:color w:val="1E7648"/>
-                <w:sz w:val="28"/>
-                <w:szCs w:val="28"/>
-              </w:rPr>
-              <w:t>览</w:t>
-            </w:r>
-            <w:proofErr w:type="gramEnd"/>
+              <w:t>检测总览</w:t>
+            </w:r>
           </w:p>
         </w:tc>
       </w:tr>
@@ -1203,25 +1190,7 @@
                 <w:sz w:val="17"/>
                 <w:szCs w:val="17"/>
               </w:rPr>
-              <w:t>本产品可为受检者提供子宫内膜</w:t>
-            </w:r>
-            <w:proofErr w:type="gramStart"/>
-            <w:r>
-              <w:rPr>
-                <w:rFonts w:ascii="思源黑体 CN Normal" w:eastAsia="思源黑体 CN Normal" w:hAnsi="思源黑体 CN Normal" w:hint="eastAsia"/>
-                <w:sz w:val="17"/>
-                <w:szCs w:val="17"/>
-              </w:rPr>
-              <w:t>癌分子</w:t>
-            </w:r>
-            <w:proofErr w:type="gramEnd"/>
-            <w:r>
-              <w:rPr>
-                <w:rFonts w:ascii="思源黑体 CN Normal" w:eastAsia="思源黑体 CN Normal" w:hAnsi="思源黑体 CN Normal" w:hint="eastAsia"/>
-                <w:sz w:val="17"/>
-                <w:szCs w:val="17"/>
-              </w:rPr>
-              <w:t>分型、相关疾病临床治疗决策建议、</w:t>
+              <w:t>本产品可为受检者提供子宫内膜癌分子分型、相关疾病临床治疗决策建议、</w:t>
             </w:r>
             <w:r>
               <w:rPr>
@@ -1594,25 +1563,7 @@
                 <w:sz w:val="17"/>
                 <w:szCs w:val="17"/>
               </w:rPr>
-              <w:t>子宫内膜</w:t>
-            </w:r>
-            <w:proofErr w:type="gramStart"/>
-            <w:r>
-              <w:rPr>
-                <w:rFonts w:ascii="思源黑体 CN Normal" w:eastAsia="思源黑体 CN Normal" w:hAnsi="思源黑体 CN Normal" w:hint="eastAsia"/>
-                <w:sz w:val="17"/>
-                <w:szCs w:val="17"/>
-              </w:rPr>
-              <w:t>癌分子</w:t>
-            </w:r>
-            <w:proofErr w:type="gramEnd"/>
-            <w:r>
-              <w:rPr>
-                <w:rFonts w:ascii="思源黑体 CN Normal" w:eastAsia="思源黑体 CN Normal" w:hAnsi="思源黑体 CN Normal" w:hint="eastAsia"/>
-                <w:sz w:val="17"/>
-                <w:szCs w:val="17"/>
-              </w:rPr>
-              <w:t>分型</w:t>
+              <w:t>子宫内膜癌分子分型</w:t>
             </w:r>
           </w:p>
         </w:tc>
@@ -1672,25 +1623,7 @@
                 <w:sz w:val="17"/>
                 <w:szCs w:val="17"/>
               </w:rPr>
-              <w:t xml:space="preserve"> type </w:t>
-            </w:r>
-            <w:proofErr w:type="gramStart"/>
-            <w:r>
-              <w:rPr>
-                <w:rFonts w:ascii="思源黑体 CN Normal" w:eastAsia="思源黑体 CN Normal" w:hAnsi="思源黑体 CN Normal"/>
-                <w:sz w:val="17"/>
-                <w:szCs w:val="17"/>
-              </w:rPr>
-              <w:t>EC”%</w:t>
-            </w:r>
-            <w:proofErr w:type="gramEnd"/>
-            <w:r>
-              <w:rPr>
-                <w:rFonts w:ascii="思源黑体 CN Normal" w:eastAsia="思源黑体 CN Normal" w:hAnsi="思源黑体 CN Normal"/>
-                <w:sz w:val="17"/>
-                <w:szCs w:val="17"/>
-              </w:rPr>
-              <w:t>}</w:t>
+              <w:t xml:space="preserve"> type EC”%}</w:t>
             </w:r>
           </w:p>
           <w:p>
@@ -1762,25 +1695,7 @@
                 <w:sz w:val="17"/>
                 <w:szCs w:val="17"/>
               </w:rPr>
-              <w:t xml:space="preserve"> == “MSI-H type </w:t>
-            </w:r>
-            <w:proofErr w:type="gramStart"/>
-            <w:r>
-              <w:rPr>
-                <w:rFonts w:ascii="思源黑体 CN Normal" w:eastAsia="思源黑体 CN Normal" w:hAnsi="思源黑体 CN Normal"/>
-                <w:sz w:val="17"/>
-                <w:szCs w:val="17"/>
-              </w:rPr>
-              <w:t>EC”%</w:t>
-            </w:r>
-            <w:proofErr w:type="gramEnd"/>
-            <w:r>
-              <w:rPr>
-                <w:rFonts w:ascii="思源黑体 CN Normal" w:eastAsia="思源黑体 CN Normal" w:hAnsi="思源黑体 CN Normal"/>
-                <w:sz w:val="17"/>
-                <w:szCs w:val="17"/>
-              </w:rPr>
-              <w:t>}</w:t>
+              <w:t xml:space="preserve"> == “MSI-H type EC”%}</w:t>
             </w:r>
           </w:p>
           <w:p>
@@ -1878,25 +1793,7 @@
                 <w:sz w:val="17"/>
                 <w:szCs w:val="17"/>
               </w:rPr>
-              <w:t xml:space="preserve"> == “CNH type </w:t>
-            </w:r>
-            <w:proofErr w:type="gramStart"/>
-            <w:r>
-              <w:rPr>
-                <w:rFonts w:ascii="思源黑体 CN Normal" w:eastAsia="思源黑体 CN Normal" w:hAnsi="思源黑体 CN Normal"/>
-                <w:sz w:val="17"/>
-                <w:szCs w:val="17"/>
-              </w:rPr>
-              <w:t>EC”%</w:t>
-            </w:r>
-            <w:proofErr w:type="gramEnd"/>
-            <w:r>
-              <w:rPr>
-                <w:rFonts w:ascii="思源黑体 CN Normal" w:eastAsia="思源黑体 CN Normal" w:hAnsi="思源黑体 CN Normal"/>
-                <w:sz w:val="17"/>
-                <w:szCs w:val="17"/>
-              </w:rPr>
-              <w:t>}</w:t>
+              <w:t xml:space="preserve"> == “CNH type EC”%}</w:t>
             </w:r>
           </w:p>
           <w:p>
@@ -1986,25 +1883,7 @@
                 <w:sz w:val="17"/>
                 <w:szCs w:val="17"/>
               </w:rPr>
-              <w:t xml:space="preserve"> == “CNL type </w:t>
-            </w:r>
-            <w:proofErr w:type="gramStart"/>
-            <w:r>
-              <w:rPr>
-                <w:rFonts w:ascii="思源黑体 CN Normal" w:eastAsia="思源黑体 CN Normal" w:hAnsi="思源黑体 CN Normal"/>
-                <w:sz w:val="17"/>
-                <w:szCs w:val="17"/>
-              </w:rPr>
-              <w:t>EC”%</w:t>
-            </w:r>
-            <w:proofErr w:type="gramEnd"/>
-            <w:r>
-              <w:rPr>
-                <w:rFonts w:ascii="思源黑体 CN Normal" w:eastAsia="思源黑体 CN Normal" w:hAnsi="思源黑体 CN Normal"/>
-                <w:sz w:val="17"/>
-                <w:szCs w:val="17"/>
-              </w:rPr>
-              <w:t>}</w:t>
+              <w:t xml:space="preserve"> == “CNL type EC”%}</w:t>
             </w:r>
           </w:p>
           <w:p>
@@ -2390,25 +2269,7 @@
                 <w:sz w:val="17"/>
                 <w:szCs w:val="17"/>
               </w:rPr>
-              <w:t>”, “TP53</w:t>
-            </w:r>
-            <w:proofErr w:type="gramStart"/>
-            <w:r>
-              <w:rPr>
-                <w:rFonts w:ascii="思源黑体 CN Normal" w:eastAsia="思源黑体 CN Normal" w:hAnsi="思源黑体 CN Normal"/>
-                <w:sz w:val="17"/>
-                <w:szCs w:val="17"/>
-              </w:rPr>
-              <w:t>”]%</w:t>
-            </w:r>
-            <w:proofErr w:type="gramEnd"/>
-            <w:r>
-              <w:rPr>
-                <w:rFonts w:ascii="思源黑体 CN Normal" w:eastAsia="思源黑体 CN Normal" w:hAnsi="思源黑体 CN Normal"/>
-                <w:sz w:val="17"/>
-                <w:szCs w:val="17"/>
-              </w:rPr>
-              <w:t>}</w:t>
+              <w:t>”, “TP53”]%}</w:t>
             </w:r>
           </w:p>
         </w:tc>
@@ -2446,25 +2307,7 @@
                 <w:sz w:val="17"/>
                 <w:szCs w:val="17"/>
               </w:rPr>
-              <w:t>var.var_</w:t>
-            </w:r>
-            <w:proofErr w:type="gramStart"/>
-            <w:r>
-              <w:rPr>
-                <w:rFonts w:ascii="思源黑体 CN Normal" w:eastAsia="思源黑体 CN Normal" w:hAnsi="思源黑体 CN Normal"/>
-                <w:sz w:val="17"/>
-                <w:szCs w:val="17"/>
-              </w:rPr>
-              <w:t>somatic.level</w:t>
-            </w:r>
-            <w:proofErr w:type="gramEnd"/>
-            <w:r>
-              <w:rPr>
-                <w:rFonts w:ascii="思源黑体 CN Normal" w:eastAsia="思源黑体 CN Normal" w:hAnsi="思源黑体 CN Normal"/>
-                <w:sz w:val="17"/>
-                <w:szCs w:val="17"/>
-              </w:rPr>
-              <w:t>_I</w:t>
+              <w:t>var.var_somatic.level_I</w:t>
             </w:r>
             <w:proofErr w:type="spellEnd"/>
             <w:r>
@@ -2545,25 +2388,7 @@
                 <w:sz w:val="17"/>
                 <w:szCs w:val="17"/>
               </w:rPr>
-              <w:t>var.var_</w:t>
-            </w:r>
-            <w:proofErr w:type="gramStart"/>
-            <w:r>
-              <w:rPr>
-                <w:rFonts w:ascii="思源黑体 CN Normal" w:eastAsia="思源黑体 CN Normal" w:hAnsi="思源黑体 CN Normal"/>
-                <w:sz w:val="17"/>
-                <w:szCs w:val="17"/>
-              </w:rPr>
-              <w:t>somatic.level</w:t>
-            </w:r>
-            <w:proofErr w:type="gramEnd"/>
-            <w:r>
-              <w:rPr>
-                <w:rFonts w:ascii="思源黑体 CN Normal" w:eastAsia="思源黑体 CN Normal" w:hAnsi="思源黑体 CN Normal"/>
-                <w:sz w:val="17"/>
-                <w:szCs w:val="17"/>
-              </w:rPr>
-              <w:t>_I</w:t>
+              <w:t>var.var_somatic.level_I</w:t>
             </w:r>
             <w:proofErr w:type="spellEnd"/>
             <w:r>
@@ -2659,23 +2484,13 @@
               <w:t>{{</w:t>
             </w:r>
             <w:proofErr w:type="spellStart"/>
-            <w:proofErr w:type="gramStart"/>
-            <w:r>
-              <w:rPr>
-                <w:rFonts w:ascii="思源黑体 CN Normal" w:eastAsia="思源黑体 CN Normal" w:hAnsi="思源黑体 CN Normal"/>
-                <w:sz w:val="17"/>
-                <w:szCs w:val="17"/>
-              </w:rPr>
-              <w:t>a.gene</w:t>
-            </w:r>
-            <w:proofErr w:type="gramEnd"/>
-            <w:r>
-              <w:rPr>
-                <w:rFonts w:ascii="思源黑体 CN Normal" w:eastAsia="思源黑体 CN Normal" w:hAnsi="思源黑体 CN Normal"/>
-                <w:sz w:val="17"/>
-                <w:szCs w:val="17"/>
-              </w:rPr>
-              <w:t>_region</w:t>
+            <w:r>
+              <w:rPr>
+                <w:rFonts w:ascii="思源黑体 CN Normal" w:eastAsia="思源黑体 CN Normal" w:hAnsi="思源黑体 CN Normal"/>
+                <w:sz w:val="17"/>
+                <w:szCs w:val="17"/>
+              </w:rPr>
+              <w:t>a.gene_region</w:t>
             </w:r>
             <w:proofErr w:type="spellEnd"/>
             <w:r>
@@ -2759,23 +2574,13 @@
               <w:t>{{</w:t>
             </w:r>
             <w:proofErr w:type="spellStart"/>
-            <w:proofErr w:type="gramStart"/>
-            <w:r>
-              <w:rPr>
-                <w:rFonts w:ascii="思源黑体 CN Normal" w:eastAsia="思源黑体 CN Normal" w:hAnsi="思源黑体 CN Normal"/>
-                <w:sz w:val="17"/>
-                <w:szCs w:val="17"/>
-              </w:rPr>
-              <w:t>a.transcript</w:t>
-            </w:r>
-            <w:proofErr w:type="gramEnd"/>
-            <w:r>
-              <w:rPr>
-                <w:rFonts w:ascii="思源黑体 CN Normal" w:eastAsia="思源黑体 CN Normal" w:hAnsi="思源黑体 CN Normal"/>
-                <w:sz w:val="17"/>
-                <w:szCs w:val="17"/>
-              </w:rPr>
-              <w:t>_primary</w:t>
+            <w:r>
+              <w:rPr>
+                <w:rFonts w:ascii="思源黑体 CN Normal" w:eastAsia="思源黑体 CN Normal" w:hAnsi="思源黑体 CN Normal"/>
+                <w:sz w:val="17"/>
+                <w:szCs w:val="17"/>
+              </w:rPr>
+              <w:t>a.transcript_primary</w:t>
             </w:r>
             <w:proofErr w:type="spellEnd"/>
             <w:r>
@@ -2810,23 +2615,13 @@
               <w:t>{{</w:t>
             </w:r>
             <w:proofErr w:type="spellStart"/>
-            <w:proofErr w:type="gramStart"/>
-            <w:r>
-              <w:rPr>
-                <w:rFonts w:ascii="思源黑体 CN Normal" w:eastAsia="思源黑体 CN Normal" w:hAnsi="思源黑体 CN Normal"/>
-                <w:sz w:val="17"/>
-                <w:szCs w:val="17"/>
-              </w:rPr>
-              <w:t>a.freq</w:t>
-            </w:r>
-            <w:proofErr w:type="gramEnd"/>
-            <w:r>
-              <w:rPr>
-                <w:rFonts w:ascii="思源黑体 CN Normal" w:eastAsia="思源黑体 CN Normal" w:hAnsi="思源黑体 CN Normal"/>
-                <w:sz w:val="17"/>
-                <w:szCs w:val="17"/>
-              </w:rPr>
-              <w:t>_str</w:t>
+            <w:r>
+              <w:rPr>
+                <w:rFonts w:ascii="思源黑体 CN Normal" w:eastAsia="思源黑体 CN Normal" w:hAnsi="思源黑体 CN Normal"/>
+                <w:sz w:val="17"/>
+                <w:szCs w:val="17"/>
+              </w:rPr>
+              <w:t>a.freq_str</w:t>
             </w:r>
             <w:proofErr w:type="spellEnd"/>
             <w:r>
@@ -2861,23 +2656,13 @@
               <w:t xml:space="preserve">{%p if </w:t>
             </w:r>
             <w:proofErr w:type="spellStart"/>
-            <w:proofErr w:type="gramStart"/>
-            <w:r>
-              <w:rPr>
-                <w:rFonts w:ascii="思源黑体 CN Normal" w:eastAsia="思源黑体 CN Normal" w:hAnsi="思源黑体 CN Normal"/>
-                <w:sz w:val="17"/>
-                <w:szCs w:val="17"/>
-              </w:rPr>
-              <w:t>a.clinic</w:t>
-            </w:r>
-            <w:proofErr w:type="gramEnd"/>
-            <w:r>
-              <w:rPr>
-                <w:rFonts w:ascii="思源黑体 CN Normal" w:eastAsia="思源黑体 CN Normal" w:hAnsi="思源黑体 CN Normal"/>
-                <w:sz w:val="17"/>
-                <w:szCs w:val="17"/>
-              </w:rPr>
-              <w:t>_num_s</w:t>
+            <w:r>
+              <w:rPr>
+                <w:rFonts w:ascii="思源黑体 CN Normal" w:eastAsia="思源黑体 CN Normal" w:hAnsi="思源黑体 CN Normal"/>
+                <w:sz w:val="17"/>
+                <w:szCs w:val="17"/>
+              </w:rPr>
+              <w:t>a.clinic_num_s</w:t>
             </w:r>
             <w:proofErr w:type="spellEnd"/>
             <w:r>
@@ -3617,9 +3402,8 @@
           <w:szCs w:val="21"/>
         </w:rPr>
         <w:lastRenderedPageBreak/>
-        <w:t>子宫内膜</w:t>
-      </w:r>
-      <w:proofErr w:type="gramStart"/>
+        <w:t>子宫内膜癌</w:t>
+      </w:r>
       <w:r>
         <w:rPr>
           <w:rFonts w:ascii="思源黑体 CN Bold" w:eastAsia="思源黑体 CN Bold" w:hAnsi="思源黑体 CN Bold" w:cstheme="minorBidi" w:hint="eastAsia"/>
@@ -3627,26 +3411,7 @@
           <w:sz w:val="21"/>
           <w:szCs w:val="21"/>
         </w:rPr>
-        <w:t>癌</w:t>
-      </w:r>
-      <w:r>
-        <w:rPr>
-          <w:rFonts w:ascii="思源黑体 CN Bold" w:eastAsia="思源黑体 CN Bold" w:hAnsi="思源黑体 CN Bold" w:cstheme="minorBidi" w:hint="eastAsia"/>
-          <w:color w:val="1E7648"/>
-          <w:sz w:val="21"/>
-          <w:szCs w:val="21"/>
-        </w:rPr>
-        <w:t>分子</w:t>
-      </w:r>
-      <w:proofErr w:type="gramEnd"/>
-      <w:r>
-        <w:rPr>
-          <w:rFonts w:ascii="思源黑体 CN Bold" w:eastAsia="思源黑体 CN Bold" w:hAnsi="思源黑体 CN Bold" w:cstheme="minorBidi" w:hint="eastAsia"/>
-          <w:color w:val="1E7648"/>
-          <w:sz w:val="21"/>
-          <w:szCs w:val="21"/>
-        </w:rPr>
-        <w:t>分型结果</w:t>
+        <w:t>分子分型结果</w:t>
       </w:r>
     </w:p>
     <w:p/>
@@ -3814,25 +3579,7 @@
                 <w:sz w:val="17"/>
                 <w:szCs w:val="17"/>
               </w:rPr>
-              <w:t>{%tr for a in var.ec_</w:t>
-            </w:r>
-            <w:proofErr w:type="gramStart"/>
-            <w:r>
-              <w:rPr>
-                <w:rFonts w:ascii="思源黑体 CN Normal" w:eastAsia="思源黑体 CN Normal" w:hAnsi="思源黑体 CN Normal"/>
-                <w:sz w:val="17"/>
-                <w:szCs w:val="17"/>
-              </w:rPr>
-              <w:t>type.POLE</w:t>
-            </w:r>
-            <w:proofErr w:type="gramEnd"/>
-            <w:r>
-              <w:rPr>
-                <w:rFonts w:ascii="思源黑体 CN Normal" w:eastAsia="思源黑体 CN Normal" w:hAnsi="思源黑体 CN Normal"/>
-                <w:sz w:val="17"/>
-                <w:szCs w:val="17"/>
-              </w:rPr>
-              <w:t>_level12_withECtype + [</w:t>
+              <w:t>{%tr for a in var.ec_type.POLE_level12_withECtype + [</w:t>
             </w:r>
             <w:proofErr w:type="spellStart"/>
             <w:r>
@@ -3896,25 +3643,7 @@
                 <w:sz w:val="17"/>
                 <w:szCs w:val="17"/>
               </w:rPr>
-              <w:t xml:space="preserve"> in [”MSI-H”</w:t>
-            </w:r>
-            <w:proofErr w:type="gramStart"/>
-            <w:r>
-              <w:rPr>
-                <w:rFonts w:ascii="思源黑体 CN Normal" w:eastAsia="思源黑体 CN Normal" w:hAnsi="思源黑体 CN Normal"/>
-                <w:sz w:val="17"/>
-                <w:szCs w:val="17"/>
-              </w:rPr>
-              <w:t>, ”MSS</w:t>
-            </w:r>
-            <w:proofErr w:type="gramEnd"/>
-            <w:r>
-              <w:rPr>
-                <w:rFonts w:ascii="思源黑体 CN Normal" w:eastAsia="思源黑体 CN Normal" w:hAnsi="思源黑体 CN Normal"/>
-                <w:sz w:val="17"/>
-                <w:szCs w:val="17"/>
-              </w:rPr>
-              <w:t>”]%}</w:t>
+              <w:t xml:space="preserve"> in [”MSI-H”, ”MSS”]%}</w:t>
             </w:r>
           </w:p>
           <w:p>
@@ -3975,7 +3704,6 @@
               <w:t>{{</w:t>
             </w:r>
             <w:proofErr w:type="spellStart"/>
-            <w:proofErr w:type="gramStart"/>
             <w:r>
               <w:rPr>
                 <w:rFonts w:ascii="思源黑体 CN Normal" w:eastAsia="思源黑体 CN Normal" w:hAnsi="思源黑体 CN Normal" w:hint="eastAsia"/>
@@ -3994,18 +3722,7 @@
                 <w:sz w:val="17"/>
                 <w:szCs w:val="17"/>
               </w:rPr>
-              <w:t>gene</w:t>
-            </w:r>
-            <w:proofErr w:type="gramEnd"/>
-            <w:r>
-              <w:rPr>
-                <w:rFonts w:ascii="思源黑体 CN Normal" w:eastAsia="思源黑体 CN Normal" w:hAnsi="思源黑体 CN Normal"/>
-                <w:i/>
-                <w:iCs/>
-                <w:sz w:val="17"/>
-                <w:szCs w:val="17"/>
-              </w:rPr>
-              <w:t>_symbol</w:t>
+              <w:t>gene_symbol</w:t>
             </w:r>
             <w:proofErr w:type="spellEnd"/>
             <w:r>
@@ -4075,25 +3792,7 @@
                 <w:sz w:val="17"/>
                 <w:szCs w:val="17"/>
               </w:rPr>
-              <w:t>==”MSI-</w:t>
-            </w:r>
-            <w:proofErr w:type="gramStart"/>
-            <w:r>
-              <w:rPr>
-                <w:rFonts w:ascii="思源黑体 CN Normal" w:eastAsia="思源黑体 CN Normal" w:hAnsi="思源黑体 CN Normal"/>
-                <w:sz w:val="17"/>
-                <w:szCs w:val="17"/>
-              </w:rPr>
-              <w:t>H”%</w:t>
-            </w:r>
-            <w:proofErr w:type="gramEnd"/>
-            <w:r>
-              <w:rPr>
-                <w:rFonts w:ascii="思源黑体 CN Normal" w:eastAsia="思源黑体 CN Normal" w:hAnsi="思源黑体 CN Normal"/>
-                <w:sz w:val="17"/>
-                <w:szCs w:val="17"/>
-              </w:rPr>
-              <w:t>}</w:t>
+              <w:t>==”MSI-H”%}</w:t>
             </w:r>
           </w:p>
           <w:p>
@@ -4165,18 +3864,90 @@
                 <w:sz w:val="17"/>
                 <w:szCs w:val="17"/>
               </w:rPr>
-              <w:t>=</w:t>
-            </w:r>
-            <w:proofErr w:type="gramStart"/>
-            <w:r>
-              <w:rPr>
-                <w:rFonts w:ascii="思源黑体 CN Normal" w:eastAsia="思源黑体 CN Normal" w:hAnsi="思源黑体 CN Normal"/>
-                <w:sz w:val="17"/>
-                <w:szCs w:val="17"/>
-              </w:rPr>
-              <w:t>=”MSS</w:t>
-            </w:r>
-            <w:proofErr w:type="gramEnd"/>
+              <w:t>==”MSS”%}</w:t>
+            </w:r>
+          </w:p>
+          <w:p>
+            <w:pPr>
+              <w:jc w:val="center"/>
+              <w:rPr>
+                <w:rFonts w:ascii="思源黑体 CN Normal" w:eastAsia="思源黑体 CN Normal" w:hAnsi="思源黑体 CN Normal"/>
+                <w:sz w:val="17"/>
+                <w:szCs w:val="17"/>
+              </w:rPr>
+            </w:pPr>
+            <w:r>
+              <w:rPr>
+                <w:rFonts w:ascii="思源黑体 CN Normal" w:eastAsia="思源黑体 CN Normal" w:hAnsi="思源黑体 CN Normal" w:hint="eastAsia"/>
+                <w:sz w:val="17"/>
+                <w:szCs w:val="17"/>
+              </w:rPr>
+              <w:t>微卫星稳定（MSS）</w:t>
+            </w:r>
+          </w:p>
+          <w:p>
+            <w:pPr>
+              <w:jc w:val="center"/>
+              <w:rPr>
+                <w:rFonts w:ascii="思源黑体 CN Normal" w:eastAsia="思源黑体 CN Normal" w:hAnsi="思源黑体 CN Normal"/>
+                <w:sz w:val="17"/>
+                <w:szCs w:val="17"/>
+              </w:rPr>
+            </w:pPr>
+            <w:r>
+              <w:rPr>
+                <w:rFonts w:ascii="思源黑体 CN Normal" w:eastAsia="思源黑体 CN Normal" w:hAnsi="思源黑体 CN Normal"/>
+                <w:sz w:val="17"/>
+                <w:szCs w:val="17"/>
+              </w:rPr>
+              <w:t>{%p else%}</w:t>
+            </w:r>
+          </w:p>
+          <w:p>
+            <w:pPr>
+              <w:jc w:val="center"/>
+              <w:rPr>
+                <w:rFonts w:ascii="思源黑体 CN Normal" w:eastAsia="思源黑体 CN Normal" w:hAnsi="思源黑体 CN Normal"/>
+                <w:sz w:val="17"/>
+                <w:szCs w:val="17"/>
+              </w:rPr>
+            </w:pPr>
+            <w:r>
+              <w:rPr>
+                <w:rFonts w:ascii="思源黑体 CN Normal" w:eastAsia="思源黑体 CN Normal" w:hAnsi="思源黑体 CN Normal"/>
+                <w:sz w:val="17"/>
+                <w:szCs w:val="17"/>
+              </w:rPr>
+              <w:t xml:space="preserve">{%p if </w:t>
+            </w:r>
+            <w:proofErr w:type="spellStart"/>
+            <w:r>
+              <w:rPr>
+                <w:rFonts w:ascii="思源黑体 CN Normal" w:eastAsia="思源黑体 CN Normal" w:hAnsi="思源黑体 CN Normal"/>
+                <w:sz w:val="17"/>
+                <w:szCs w:val="17"/>
+              </w:rPr>
+              <w:t>a.result</w:t>
+            </w:r>
+            <w:proofErr w:type="spellEnd"/>
+            <w:r>
+              <w:rPr>
+                <w:rFonts w:ascii="思源黑体 CN Normal" w:eastAsia="思源黑体 CN Normal" w:hAnsi="思源黑体 CN Normal"/>
+                <w:sz w:val="17"/>
+                <w:szCs w:val="17"/>
+              </w:rPr>
+              <w:t>==”</w:t>
+            </w:r>
+            <w:proofErr w:type="spellStart"/>
+            <w:r>
+              <w:rPr>
+                <w:rFonts w:ascii="思源黑体 CN Normal" w:eastAsia="思源黑体 CN Normal" w:hAnsi="思源黑体 CN Normal"/>
+                <w:sz w:val="17"/>
+                <w:szCs w:val="17"/>
+              </w:rPr>
+              <w:t>nofound</w:t>
+            </w:r>
+            <w:proofErr w:type="spellEnd"/>
             <w:r>
               <w:rPr>
                 <w:rFonts w:ascii="思源黑体 CN Normal" w:eastAsia="思源黑体 CN Normal" w:hAnsi="思源黑体 CN Normal"/>
@@ -4201,7 +3972,7 @@
                 <w:sz w:val="17"/>
                 <w:szCs w:val="17"/>
               </w:rPr>
-              <w:t>微卫星稳定（MSS）</w:t>
+              <w:t>未检测到具有临床意义的变异</w:t>
             </w:r>
           </w:p>
           <w:p>
@@ -4237,27 +4008,25 @@
                 <w:sz w:val="17"/>
                 <w:szCs w:val="17"/>
               </w:rPr>
-              <w:t xml:space="preserve">{%p if </w:t>
+              <w:t>{{</w:t>
             </w:r>
             <w:proofErr w:type="spellStart"/>
-            <w:proofErr w:type="gramStart"/>
-            <w:r>
-              <w:rPr>
-                <w:rFonts w:ascii="思源黑体 CN Normal" w:eastAsia="思源黑体 CN Normal" w:hAnsi="思源黑体 CN Normal"/>
-                <w:sz w:val="17"/>
-                <w:szCs w:val="17"/>
-              </w:rPr>
-              <w:t>a.result</w:t>
+            <w:r>
+              <w:rPr>
+                <w:rFonts w:ascii="思源黑体 CN Normal" w:eastAsia="思源黑体 CN Normal" w:hAnsi="思源黑体 CN Normal"/>
+                <w:sz w:val="17"/>
+                <w:szCs w:val="17"/>
+              </w:rPr>
+              <w:t>a.gene_region</w:t>
             </w:r>
             <w:proofErr w:type="spellEnd"/>
-            <w:proofErr w:type="gramEnd"/>
-            <w:r>
-              <w:rPr>
-                <w:rFonts w:ascii="思源黑体 CN Normal" w:eastAsia="思源黑体 CN Normal" w:hAnsi="思源黑体 CN Normal"/>
-                <w:sz w:val="17"/>
-                <w:szCs w:val="17"/>
-              </w:rPr>
-              <w:t>==”</w:t>
+            <w:r>
+              <w:rPr>
+                <w:rFonts w:ascii="思源黑体 CN Normal" w:eastAsia="思源黑体 CN Normal" w:hAnsi="思源黑体 CN Normal"/>
+                <w:sz w:val="17"/>
+                <w:szCs w:val="17"/>
+              </w:rPr>
+              <w:t>}} {{</w:t>
             </w:r>
             <w:proofErr w:type="spellStart"/>
             <w:r>
@@ -4266,7 +4035,7 @@
                 <w:sz w:val="17"/>
                 <w:szCs w:val="17"/>
               </w:rPr>
-              <w:t>nofound</w:t>
+              <w:t>a.hgvs_c</w:t>
             </w:r>
             <w:proofErr w:type="spellEnd"/>
             <w:r>
@@ -4275,7 +4044,43 @@
                 <w:sz w:val="17"/>
                 <w:szCs w:val="17"/>
               </w:rPr>
-              <w:t>”%}</w:t>
+              <w:t xml:space="preserve">}}{%if </w:t>
+            </w:r>
+            <w:proofErr w:type="spellStart"/>
+            <w:r>
+              <w:rPr>
+                <w:rFonts w:ascii="思源黑体 CN Normal" w:eastAsia="思源黑体 CN Normal" w:hAnsi="思源黑体 CN Normal"/>
+                <w:sz w:val="17"/>
+                <w:szCs w:val="17"/>
+              </w:rPr>
+              <w:t>a.hgvs_p</w:t>
+            </w:r>
+            <w:proofErr w:type="spellEnd"/>
+            <w:r>
+              <w:rPr>
+                <w:rFonts w:ascii="思源黑体 CN Normal" w:eastAsia="思源黑体 CN Normal" w:hAnsi="思源黑体 CN Normal"/>
+                <w:sz w:val="17"/>
+                <w:szCs w:val="17"/>
+              </w:rPr>
+              <w:t xml:space="preserve"> != “p.?”%} {{</w:t>
+            </w:r>
+            <w:proofErr w:type="spellStart"/>
+            <w:r>
+              <w:rPr>
+                <w:rFonts w:ascii="思源黑体 CN Normal" w:eastAsia="思源黑体 CN Normal" w:hAnsi="思源黑体 CN Normal"/>
+                <w:sz w:val="17"/>
+                <w:szCs w:val="17"/>
+              </w:rPr>
+              <w:t>a.hgvs_p</w:t>
+            </w:r>
+            <w:proofErr w:type="spellEnd"/>
+            <w:r>
+              <w:rPr>
+                <w:rFonts w:ascii="思源黑体 CN Normal" w:eastAsia="思源黑体 CN Normal" w:hAnsi="思源黑体 CN Normal"/>
+                <w:sz w:val="17"/>
+                <w:szCs w:val="17"/>
+              </w:rPr>
+              <w:t>}}{%endif%}</w:t>
             </w:r>
           </w:p>
           <w:p>
@@ -4289,42 +4094,6 @@
             </w:pPr>
             <w:r>
               <w:rPr>
-                <w:rFonts w:ascii="思源黑体 CN Normal" w:eastAsia="思源黑体 CN Normal" w:hAnsi="思源黑体 CN Normal" w:hint="eastAsia"/>
-                <w:sz w:val="17"/>
-                <w:szCs w:val="17"/>
-              </w:rPr>
-              <w:t>未检测到具有临床意义的变异</w:t>
-            </w:r>
-          </w:p>
-          <w:p>
-            <w:pPr>
-              <w:jc w:val="center"/>
-              <w:rPr>
-                <w:rFonts w:ascii="思源黑体 CN Normal" w:eastAsia="思源黑体 CN Normal" w:hAnsi="思源黑体 CN Normal"/>
-                <w:sz w:val="17"/>
-                <w:szCs w:val="17"/>
-              </w:rPr>
-            </w:pPr>
-            <w:r>
-              <w:rPr>
-                <w:rFonts w:ascii="思源黑体 CN Normal" w:eastAsia="思源黑体 CN Normal" w:hAnsi="思源黑体 CN Normal"/>
-                <w:sz w:val="17"/>
-                <w:szCs w:val="17"/>
-              </w:rPr>
-              <w:t>{%p else%}</w:t>
-            </w:r>
-          </w:p>
-          <w:p>
-            <w:pPr>
-              <w:jc w:val="center"/>
-              <w:rPr>
-                <w:rFonts w:ascii="思源黑体 CN Normal" w:eastAsia="思源黑体 CN Normal" w:hAnsi="思源黑体 CN Normal"/>
-                <w:sz w:val="17"/>
-                <w:szCs w:val="17"/>
-              </w:rPr>
-            </w:pPr>
-            <w:r>
-              <w:rPr>
                 <w:rFonts w:ascii="思源黑体 CN Normal" w:eastAsia="思源黑体 CN Normal" w:hAnsi="思源黑体 CN Normal"/>
                 <w:sz w:val="17"/>
                 <w:szCs w:val="17"/>
@@ -4332,123 +4101,13 @@
               <w:t>{{</w:t>
             </w:r>
             <w:proofErr w:type="spellStart"/>
-            <w:proofErr w:type="gramStart"/>
-            <w:r>
-              <w:rPr>
-                <w:rFonts w:ascii="思源黑体 CN Normal" w:eastAsia="思源黑体 CN Normal" w:hAnsi="思源黑体 CN Normal"/>
-                <w:sz w:val="17"/>
-                <w:szCs w:val="17"/>
-              </w:rPr>
-              <w:t>a.gene</w:t>
-            </w:r>
-            <w:proofErr w:type="gramEnd"/>
-            <w:r>
-              <w:rPr>
-                <w:rFonts w:ascii="思源黑体 CN Normal" w:eastAsia="思源黑体 CN Normal" w:hAnsi="思源黑体 CN Normal"/>
-                <w:sz w:val="17"/>
-                <w:szCs w:val="17"/>
-              </w:rPr>
-              <w:t>_region</w:t>
-            </w:r>
-            <w:proofErr w:type="spellEnd"/>
-            <w:r>
-              <w:rPr>
-                <w:rFonts w:ascii="思源黑体 CN Normal" w:eastAsia="思源黑体 CN Normal" w:hAnsi="思源黑体 CN Normal"/>
-                <w:sz w:val="17"/>
-                <w:szCs w:val="17"/>
-              </w:rPr>
-              <w:t>}} {{</w:t>
-            </w:r>
-            <w:proofErr w:type="spellStart"/>
-            <w:r>
-              <w:rPr>
-                <w:rFonts w:ascii="思源黑体 CN Normal" w:eastAsia="思源黑体 CN Normal" w:hAnsi="思源黑体 CN Normal"/>
-                <w:sz w:val="17"/>
-                <w:szCs w:val="17"/>
-              </w:rPr>
-              <w:t>a.hgvs_c</w:t>
-            </w:r>
-            <w:proofErr w:type="spellEnd"/>
-            <w:r>
-              <w:rPr>
-                <w:rFonts w:ascii="思源黑体 CN Normal" w:eastAsia="思源黑体 CN Normal" w:hAnsi="思源黑体 CN Normal"/>
-                <w:sz w:val="17"/>
-                <w:szCs w:val="17"/>
-              </w:rPr>
-              <w:t xml:space="preserve">}}{%if </w:t>
-            </w:r>
-            <w:proofErr w:type="spellStart"/>
-            <w:r>
-              <w:rPr>
-                <w:rFonts w:ascii="思源黑体 CN Normal" w:eastAsia="思源黑体 CN Normal" w:hAnsi="思源黑体 CN Normal"/>
-                <w:sz w:val="17"/>
-                <w:szCs w:val="17"/>
-              </w:rPr>
-              <w:t>a.hgvs_p</w:t>
-            </w:r>
-            <w:proofErr w:type="spellEnd"/>
-            <w:r>
-              <w:rPr>
-                <w:rFonts w:ascii="思源黑体 CN Normal" w:eastAsia="思源黑体 CN Normal" w:hAnsi="思源黑体 CN Normal"/>
-                <w:sz w:val="17"/>
-                <w:szCs w:val="17"/>
-              </w:rPr>
-              <w:t xml:space="preserve"> != “p.?”%} {{</w:t>
-            </w:r>
-            <w:proofErr w:type="spellStart"/>
-            <w:r>
-              <w:rPr>
-                <w:rFonts w:ascii="思源黑体 CN Normal" w:eastAsia="思源黑体 CN Normal" w:hAnsi="思源黑体 CN Normal"/>
-                <w:sz w:val="17"/>
-                <w:szCs w:val="17"/>
-              </w:rPr>
-              <w:t>a.hgvs_p</w:t>
-            </w:r>
-            <w:proofErr w:type="spellEnd"/>
-            <w:r>
-              <w:rPr>
-                <w:rFonts w:ascii="思源黑体 CN Normal" w:eastAsia="思源黑体 CN Normal" w:hAnsi="思源黑体 CN Normal"/>
-                <w:sz w:val="17"/>
-                <w:szCs w:val="17"/>
-              </w:rPr>
-              <w:t>}}{%endif%}</w:t>
-            </w:r>
-          </w:p>
-          <w:p>
-            <w:pPr>
-              <w:jc w:val="center"/>
-              <w:rPr>
-                <w:rFonts w:ascii="思源黑体 CN Normal" w:eastAsia="思源黑体 CN Normal" w:hAnsi="思源黑体 CN Normal"/>
-                <w:sz w:val="17"/>
-                <w:szCs w:val="17"/>
-              </w:rPr>
-            </w:pPr>
-            <w:r>
-              <w:rPr>
-                <w:rFonts w:ascii="思源黑体 CN Normal" w:eastAsia="思源黑体 CN Normal" w:hAnsi="思源黑体 CN Normal"/>
-                <w:sz w:val="17"/>
-                <w:szCs w:val="17"/>
-              </w:rPr>
-              <w:t>{{</w:t>
-            </w:r>
-            <w:proofErr w:type="spellStart"/>
-            <w:proofErr w:type="gramStart"/>
-            <w:r>
-              <w:rPr>
-                <w:rFonts w:ascii="思源黑体 CN Normal" w:eastAsia="思源黑体 CN Normal" w:hAnsi="思源黑体 CN Normal"/>
-                <w:sz w:val="17"/>
-                <w:szCs w:val="17"/>
-              </w:rPr>
-              <w:t>a.transcript</w:t>
-            </w:r>
-            <w:proofErr w:type="gramEnd"/>
-            <w:r>
-              <w:rPr>
-                <w:rFonts w:ascii="思源黑体 CN Normal" w:eastAsia="思源黑体 CN Normal" w:hAnsi="思源黑体 CN Normal"/>
-                <w:sz w:val="17"/>
-                <w:szCs w:val="17"/>
-              </w:rPr>
-              <w:t>_primary</w:t>
+            <w:r>
+              <w:rPr>
+                <w:rFonts w:ascii="思源黑体 CN Normal" w:eastAsia="思源黑体 CN Normal" w:hAnsi="思源黑体 CN Normal"/>
+                <w:sz w:val="17"/>
+                <w:szCs w:val="17"/>
+              </w:rPr>
+              <w:t>a.transcript_primary</w:t>
             </w:r>
             <w:proofErr w:type="spellEnd"/>
             <w:r>
@@ -4534,25 +4193,7 @@
                 <w:sz w:val="17"/>
                 <w:szCs w:val="17"/>
               </w:rPr>
-              <w:t>==”MSI-</w:t>
-            </w:r>
-            <w:proofErr w:type="gramStart"/>
-            <w:r>
-              <w:rPr>
-                <w:rFonts w:ascii="思源黑体 CN Normal" w:eastAsia="思源黑体 CN Normal" w:hAnsi="思源黑体 CN Normal"/>
-                <w:sz w:val="17"/>
-                <w:szCs w:val="17"/>
-              </w:rPr>
-              <w:t>H”%</w:t>
-            </w:r>
-            <w:proofErr w:type="gramEnd"/>
-            <w:r>
-              <w:rPr>
-                <w:rFonts w:ascii="思源黑体 CN Normal" w:eastAsia="思源黑体 CN Normal" w:hAnsi="思源黑体 CN Normal"/>
-                <w:sz w:val="17"/>
-                <w:szCs w:val="17"/>
-              </w:rPr>
-              <w:t>}</w:t>
+              <w:t>==”MSI-H”%}</w:t>
             </w:r>
           </w:p>
           <w:p>
@@ -4624,18 +4265,90 @@
                 <w:sz w:val="17"/>
                 <w:szCs w:val="17"/>
               </w:rPr>
-              <w:t>=</w:t>
-            </w:r>
-            <w:proofErr w:type="gramStart"/>
-            <w:r>
-              <w:rPr>
-                <w:rFonts w:ascii="思源黑体 CN Normal" w:eastAsia="思源黑体 CN Normal" w:hAnsi="思源黑体 CN Normal"/>
-                <w:sz w:val="17"/>
-                <w:szCs w:val="17"/>
-              </w:rPr>
-              <w:t>=”MSS</w:t>
-            </w:r>
-            <w:proofErr w:type="gramEnd"/>
+              <w:t>==”MSS”%}</w:t>
+            </w:r>
+          </w:p>
+          <w:p>
+            <w:pPr>
+              <w:jc w:val="center"/>
+              <w:rPr>
+                <w:rFonts w:ascii="思源黑体 CN Normal" w:eastAsia="思源黑体 CN Normal" w:hAnsi="思源黑体 CN Normal"/>
+                <w:sz w:val="17"/>
+                <w:szCs w:val="17"/>
+              </w:rPr>
+            </w:pPr>
+            <w:r>
+              <w:rPr>
+                <w:rFonts w:ascii="思源黑体 CN Normal" w:eastAsia="思源黑体 CN Normal" w:hAnsi="思源黑体 CN Normal" w:hint="eastAsia"/>
+                <w:sz w:val="17"/>
+                <w:szCs w:val="17"/>
+              </w:rPr>
+              <w:t>/</w:t>
+            </w:r>
+          </w:p>
+          <w:p>
+            <w:pPr>
+              <w:jc w:val="center"/>
+              <w:rPr>
+                <w:rFonts w:ascii="思源黑体 CN Normal" w:eastAsia="思源黑体 CN Normal" w:hAnsi="思源黑体 CN Normal"/>
+                <w:sz w:val="17"/>
+                <w:szCs w:val="17"/>
+              </w:rPr>
+            </w:pPr>
+            <w:r>
+              <w:rPr>
+                <w:rFonts w:ascii="思源黑体 CN Normal" w:eastAsia="思源黑体 CN Normal" w:hAnsi="思源黑体 CN Normal"/>
+                <w:sz w:val="17"/>
+                <w:szCs w:val="17"/>
+              </w:rPr>
+              <w:t>{%p else%}</w:t>
+            </w:r>
+          </w:p>
+          <w:p>
+            <w:pPr>
+              <w:jc w:val="center"/>
+              <w:rPr>
+                <w:rFonts w:ascii="思源黑体 CN Normal" w:eastAsia="思源黑体 CN Normal" w:hAnsi="思源黑体 CN Normal"/>
+                <w:sz w:val="17"/>
+                <w:szCs w:val="17"/>
+              </w:rPr>
+            </w:pPr>
+            <w:r>
+              <w:rPr>
+                <w:rFonts w:ascii="思源黑体 CN Normal" w:eastAsia="思源黑体 CN Normal" w:hAnsi="思源黑体 CN Normal"/>
+                <w:sz w:val="17"/>
+                <w:szCs w:val="17"/>
+              </w:rPr>
+              <w:t xml:space="preserve">{%p if </w:t>
+            </w:r>
+            <w:proofErr w:type="spellStart"/>
+            <w:r>
+              <w:rPr>
+                <w:rFonts w:ascii="思源黑体 CN Normal" w:eastAsia="思源黑体 CN Normal" w:hAnsi="思源黑体 CN Normal"/>
+                <w:sz w:val="17"/>
+                <w:szCs w:val="17"/>
+              </w:rPr>
+              <w:t>a.result</w:t>
+            </w:r>
+            <w:proofErr w:type="spellEnd"/>
+            <w:r>
+              <w:rPr>
+                <w:rFonts w:ascii="思源黑体 CN Normal" w:eastAsia="思源黑体 CN Normal" w:hAnsi="思源黑体 CN Normal"/>
+                <w:sz w:val="17"/>
+                <w:szCs w:val="17"/>
+              </w:rPr>
+              <w:t>==”</w:t>
+            </w:r>
+            <w:proofErr w:type="spellStart"/>
+            <w:r>
+              <w:rPr>
+                <w:rFonts w:ascii="思源黑体 CN Normal" w:eastAsia="思源黑体 CN Normal" w:hAnsi="思源黑体 CN Normal"/>
+                <w:sz w:val="17"/>
+                <w:szCs w:val="17"/>
+              </w:rPr>
+              <w:t>nofound</w:t>
+            </w:r>
+            <w:proofErr w:type="spellEnd"/>
             <w:r>
               <w:rPr>
                 <w:rFonts w:ascii="思源黑体 CN Normal" w:eastAsia="思源黑体 CN Normal" w:hAnsi="思源黑体 CN Normal"/>
@@ -4660,7 +4373,7 @@
                 <w:sz w:val="17"/>
                 <w:szCs w:val="17"/>
               </w:rPr>
-              <w:t>/</w:t>
+              <w:t>-</w:t>
             </w:r>
           </w:p>
           <w:p>
@@ -4692,122 +4405,20 @@
             </w:pPr>
             <w:r>
               <w:rPr>
-                <w:rFonts w:ascii="思源黑体 CN Normal" w:eastAsia="思源黑体 CN Normal" w:hAnsi="思源黑体 CN Normal"/>
-                <w:sz w:val="17"/>
-                <w:szCs w:val="17"/>
-              </w:rPr>
-              <w:t xml:space="preserve">{%p if </w:t>
+                <w:rFonts w:ascii="思源黑体 CN Normal" w:eastAsia="思源黑体 CN Normal" w:hAnsi="思源黑体 CN Normal" w:hint="eastAsia"/>
+                <w:sz w:val="17"/>
+                <w:szCs w:val="17"/>
+              </w:rPr>
+              <w:t>{{</w:t>
             </w:r>
             <w:proofErr w:type="spellStart"/>
-            <w:proofErr w:type="gramStart"/>
-            <w:r>
-              <w:rPr>
-                <w:rFonts w:ascii="思源黑体 CN Normal" w:eastAsia="思源黑体 CN Normal" w:hAnsi="思源黑体 CN Normal"/>
-                <w:sz w:val="17"/>
-                <w:szCs w:val="17"/>
-              </w:rPr>
-              <w:t>a.result</w:t>
-            </w:r>
-            <w:proofErr w:type="spellEnd"/>
-            <w:proofErr w:type="gramEnd"/>
-            <w:r>
-              <w:rPr>
-                <w:rFonts w:ascii="思源黑体 CN Normal" w:eastAsia="思源黑体 CN Normal" w:hAnsi="思源黑体 CN Normal"/>
-                <w:sz w:val="17"/>
-                <w:szCs w:val="17"/>
-              </w:rPr>
-              <w:t>==”</w:t>
-            </w:r>
-            <w:proofErr w:type="spellStart"/>
-            <w:r>
-              <w:rPr>
-                <w:rFonts w:ascii="思源黑体 CN Normal" w:eastAsia="思源黑体 CN Normal" w:hAnsi="思源黑体 CN Normal"/>
-                <w:sz w:val="17"/>
-                <w:szCs w:val="17"/>
-              </w:rPr>
-              <w:t>nofound</w:t>
-            </w:r>
-            <w:proofErr w:type="spellEnd"/>
-            <w:r>
-              <w:rPr>
-                <w:rFonts w:ascii="思源黑体 CN Normal" w:eastAsia="思源黑体 CN Normal" w:hAnsi="思源黑体 CN Normal"/>
-                <w:sz w:val="17"/>
-                <w:szCs w:val="17"/>
-              </w:rPr>
-              <w:t>”%}</w:t>
-            </w:r>
-          </w:p>
-          <w:p>
-            <w:pPr>
-              <w:jc w:val="center"/>
-              <w:rPr>
-                <w:rFonts w:ascii="思源黑体 CN Normal" w:eastAsia="思源黑体 CN Normal" w:hAnsi="思源黑体 CN Normal"/>
-                <w:sz w:val="17"/>
-                <w:szCs w:val="17"/>
-              </w:rPr>
-            </w:pPr>
             <w:r>
               <w:rPr>
                 <w:rFonts w:ascii="思源黑体 CN Normal" w:eastAsia="思源黑体 CN Normal" w:hAnsi="思源黑体 CN Normal" w:hint="eastAsia"/>
                 <w:sz w:val="17"/>
                 <w:szCs w:val="17"/>
               </w:rPr>
-              <w:t>-</w:t>
-            </w:r>
-          </w:p>
-          <w:p>
-            <w:pPr>
-              <w:jc w:val="center"/>
-              <w:rPr>
-                <w:rFonts w:ascii="思源黑体 CN Normal" w:eastAsia="思源黑体 CN Normal" w:hAnsi="思源黑体 CN Normal"/>
-                <w:sz w:val="17"/>
-                <w:szCs w:val="17"/>
-              </w:rPr>
-            </w:pPr>
-            <w:r>
-              <w:rPr>
-                <w:rFonts w:ascii="思源黑体 CN Normal" w:eastAsia="思源黑体 CN Normal" w:hAnsi="思源黑体 CN Normal"/>
-                <w:sz w:val="17"/>
-                <w:szCs w:val="17"/>
-              </w:rPr>
-              <w:t>{%p else%}</w:t>
-            </w:r>
-          </w:p>
-          <w:p>
-            <w:pPr>
-              <w:jc w:val="center"/>
-              <w:rPr>
-                <w:rFonts w:ascii="思源黑体 CN Normal" w:eastAsia="思源黑体 CN Normal" w:hAnsi="思源黑体 CN Normal"/>
-                <w:sz w:val="17"/>
-                <w:szCs w:val="17"/>
-              </w:rPr>
-            </w:pPr>
-            <w:r>
-              <w:rPr>
-                <w:rFonts w:ascii="思源黑体 CN Normal" w:eastAsia="思源黑体 CN Normal" w:hAnsi="思源黑体 CN Normal" w:hint="eastAsia"/>
-                <w:sz w:val="17"/>
-                <w:szCs w:val="17"/>
-              </w:rPr>
-              <w:t>{{</w:t>
-            </w:r>
-            <w:proofErr w:type="spellStart"/>
-            <w:proofErr w:type="gramStart"/>
-            <w:r>
-              <w:rPr>
-                <w:rFonts w:ascii="思源黑体 CN Normal" w:eastAsia="思源黑体 CN Normal" w:hAnsi="思源黑体 CN Normal" w:hint="eastAsia"/>
-                <w:sz w:val="17"/>
-                <w:szCs w:val="17"/>
-              </w:rPr>
-              <w:t>a.freq</w:t>
-            </w:r>
-            <w:proofErr w:type="gramEnd"/>
-            <w:r>
-              <w:rPr>
-                <w:rFonts w:ascii="思源黑体 CN Normal" w:eastAsia="思源黑体 CN Normal" w:hAnsi="思源黑体 CN Normal" w:hint="eastAsia"/>
-                <w:sz w:val="17"/>
-                <w:szCs w:val="17"/>
-              </w:rPr>
-              <w:t>_str</w:t>
+              <w:t>a.freq_str</w:t>
             </w:r>
             <w:proofErr w:type="spellEnd"/>
             <w:r>
@@ -5622,41 +5233,23 @@
                 <w:sz w:val="17"/>
                 <w:szCs w:val="17"/>
               </w:rPr>
-              <w:t>MSI-</w:t>
-            </w:r>
-            <w:proofErr w:type="gramStart"/>
+              <w:t>MSI-H</w:t>
+            </w:r>
+            <w:r>
+              <w:rPr>
+                <w:rFonts w:ascii="思源黑体 CN Normal" w:eastAsia="思源黑体 CN Normal" w:hAnsi="思源黑体 CN Normal"/>
+                <w:sz w:val="17"/>
+                <w:szCs w:val="17"/>
+              </w:rPr>
+              <w:t>”</w:t>
+            </w:r>
             <w:r>
               <w:rPr>
                 <w:rFonts w:ascii="思源黑体 CN Normal" w:eastAsia="思源黑体 CN Normal" w:hAnsi="思源黑体 CN Normal" w:hint="eastAsia"/>
                 <w:sz w:val="17"/>
                 <w:szCs w:val="17"/>
               </w:rPr>
-              <w:t>H</w:t>
-            </w:r>
-            <w:r>
-              <w:rPr>
-                <w:rFonts w:ascii="思源黑体 CN Normal" w:eastAsia="思源黑体 CN Normal" w:hAnsi="思源黑体 CN Normal"/>
-                <w:sz w:val="17"/>
-                <w:szCs w:val="17"/>
-              </w:rPr>
-              <w:t>”</w:t>
-            </w:r>
-            <w:r>
-              <w:rPr>
-                <w:rFonts w:ascii="思源黑体 CN Normal" w:eastAsia="思源黑体 CN Normal" w:hAnsi="思源黑体 CN Normal" w:hint="eastAsia"/>
-                <w:sz w:val="17"/>
-                <w:szCs w:val="17"/>
-              </w:rPr>
-              <w:t>%</w:t>
-            </w:r>
-            <w:proofErr w:type="gramEnd"/>
-            <w:r>
-              <w:rPr>
-                <w:rFonts w:ascii="思源黑体 CN Normal" w:eastAsia="思源黑体 CN Normal" w:hAnsi="思源黑体 CN Normal" w:hint="eastAsia"/>
-                <w:sz w:val="17"/>
-                <w:szCs w:val="17"/>
-              </w:rPr>
-              <w:t>}</w:t>
+              <w:t>%}</w:t>
             </w:r>
           </w:p>
           <w:p>
@@ -5906,29 +5499,7 @@
                 <w:sz w:val="17"/>
                 <w:szCs w:val="17"/>
               </w:rPr>
-              <w:t>var.var_</w:t>
-            </w:r>
-            <w:proofErr w:type="gramStart"/>
-            <w:r>
-              <w:rPr>
-                <w:rFonts w:ascii="思源黑体 CN Normal" w:eastAsia="思源黑体 CN Normal" w:hAnsi="思源黑体 CN Normal" w:cs="思源黑体 CN Light"/>
-                <w:bCs/>
-                <w:iCs/>
-                <w:sz w:val="17"/>
-                <w:szCs w:val="17"/>
-              </w:rPr>
-              <w:t>somatic.level</w:t>
-            </w:r>
-            <w:proofErr w:type="gramEnd"/>
-            <w:r>
-              <w:rPr>
-                <w:rFonts w:ascii="思源黑体 CN Normal" w:eastAsia="思源黑体 CN Normal" w:hAnsi="思源黑体 CN Normal" w:cs="思源黑体 CN Light"/>
-                <w:bCs/>
-                <w:iCs/>
-                <w:sz w:val="17"/>
-                <w:szCs w:val="17"/>
-              </w:rPr>
-              <w:t>_I</w:t>
+              <w:t>var.var_somatic.level_I</w:t>
             </w:r>
             <w:proofErr w:type="spellEnd"/>
             <w:r>
@@ -5996,7 +5567,6 @@
               <w:t>{{</w:t>
             </w:r>
             <w:proofErr w:type="spellStart"/>
-            <w:proofErr w:type="gramStart"/>
             <w:r>
               <w:rPr>
                 <w:rFonts w:ascii="思源黑体 CN Normal" w:eastAsia="思源黑体 CN Normal" w:hAnsi="思源黑体 CN Normal" w:hint="eastAsia"/>
@@ -6015,18 +5585,7 @@
                 <w:sz w:val="17"/>
                 <w:szCs w:val="17"/>
               </w:rPr>
-              <w:t>gene</w:t>
-            </w:r>
-            <w:proofErr w:type="gramEnd"/>
-            <w:r>
-              <w:rPr>
-                <w:rFonts w:ascii="思源黑体 CN Normal" w:eastAsia="思源黑体 CN Normal" w:hAnsi="思源黑体 CN Normal"/>
-                <w:i/>
-                <w:iCs/>
-                <w:sz w:val="17"/>
-                <w:szCs w:val="17"/>
-              </w:rPr>
-              <w:t>_symbol</w:t>
+              <w:t>gene_symbol</w:t>
             </w:r>
             <w:proofErr w:type="spellEnd"/>
             <w:r>
@@ -6063,23 +5622,13 @@
               <w:t>{{</w:t>
             </w:r>
             <w:proofErr w:type="spellStart"/>
-            <w:proofErr w:type="gramStart"/>
-            <w:r>
-              <w:rPr>
-                <w:rFonts w:ascii="思源黑体 CN Normal" w:eastAsia="思源黑体 CN Normal" w:hAnsi="思源黑体 CN Normal"/>
-                <w:sz w:val="17"/>
-                <w:szCs w:val="17"/>
-              </w:rPr>
-              <w:t>a.gene</w:t>
-            </w:r>
-            <w:proofErr w:type="gramEnd"/>
-            <w:r>
-              <w:rPr>
-                <w:rFonts w:ascii="思源黑体 CN Normal" w:eastAsia="思源黑体 CN Normal" w:hAnsi="思源黑体 CN Normal"/>
-                <w:sz w:val="17"/>
-                <w:szCs w:val="17"/>
-              </w:rPr>
-              <w:t>_region</w:t>
+            <w:r>
+              <w:rPr>
+                <w:rFonts w:ascii="思源黑体 CN Normal" w:eastAsia="思源黑体 CN Normal" w:hAnsi="思源黑体 CN Normal"/>
+                <w:sz w:val="17"/>
+                <w:szCs w:val="17"/>
+              </w:rPr>
+              <w:t>a.gene_region</w:t>
             </w:r>
             <w:proofErr w:type="spellEnd"/>
             <w:r>
@@ -6163,23 +5712,13 @@
               <w:t>{{</w:t>
             </w:r>
             <w:proofErr w:type="spellStart"/>
-            <w:proofErr w:type="gramStart"/>
-            <w:r>
-              <w:rPr>
-                <w:rFonts w:ascii="思源黑体 CN Normal" w:eastAsia="思源黑体 CN Normal" w:hAnsi="思源黑体 CN Normal"/>
-                <w:sz w:val="17"/>
-                <w:szCs w:val="17"/>
-              </w:rPr>
-              <w:t>a.transcript</w:t>
-            </w:r>
-            <w:proofErr w:type="gramEnd"/>
-            <w:r>
-              <w:rPr>
-                <w:rFonts w:ascii="思源黑体 CN Normal" w:eastAsia="思源黑体 CN Normal" w:hAnsi="思源黑体 CN Normal"/>
-                <w:sz w:val="17"/>
-                <w:szCs w:val="17"/>
-              </w:rPr>
-              <w:t>_primary</w:t>
+            <w:r>
+              <w:rPr>
+                <w:rFonts w:ascii="思源黑体 CN Normal" w:eastAsia="思源黑体 CN Normal" w:hAnsi="思源黑体 CN Normal"/>
+                <w:sz w:val="17"/>
+                <w:szCs w:val="17"/>
+              </w:rPr>
+              <w:t>a.transcript_primary</w:t>
             </w:r>
             <w:proofErr w:type="spellEnd"/>
             <w:r>
@@ -6214,23 +5753,13 @@
               <w:t>{{</w:t>
             </w:r>
             <w:proofErr w:type="spellStart"/>
-            <w:proofErr w:type="gramStart"/>
-            <w:r>
-              <w:rPr>
-                <w:rFonts w:ascii="思源黑体 CN Normal" w:eastAsia="思源黑体 CN Normal" w:hAnsi="思源黑体 CN Normal"/>
-                <w:sz w:val="17"/>
-                <w:szCs w:val="17"/>
-              </w:rPr>
-              <w:t>a.freq</w:t>
-            </w:r>
-            <w:proofErr w:type="gramEnd"/>
-            <w:r>
-              <w:rPr>
-                <w:rFonts w:ascii="思源黑体 CN Normal" w:eastAsia="思源黑体 CN Normal" w:hAnsi="思源黑体 CN Normal"/>
-                <w:sz w:val="17"/>
-                <w:szCs w:val="17"/>
-              </w:rPr>
-              <w:t>_str</w:t>
+            <w:r>
+              <w:rPr>
+                <w:rFonts w:ascii="思源黑体 CN Normal" w:eastAsia="思源黑体 CN Normal" w:hAnsi="思源黑体 CN Normal"/>
+                <w:sz w:val="17"/>
+                <w:szCs w:val="17"/>
+              </w:rPr>
+              <w:t>a.freq_str</w:t>
             </w:r>
             <w:proofErr w:type="spellEnd"/>
             <w:r>
@@ -6268,7 +5797,6 @@
               <w:t xml:space="preserve">{%p if </w:t>
             </w:r>
             <w:proofErr w:type="spellStart"/>
-            <w:proofErr w:type="gramStart"/>
             <w:r>
               <w:rPr>
                 <w:rFonts w:ascii="思源黑体 CN Normal" w:eastAsia="思源黑体 CN Normal" w:hAnsi="思源黑体 CN Normal" w:cs="思源黑体 CN Light"/>
@@ -6276,17 +5804,7 @@
                 <w:sz w:val="17"/>
                 <w:szCs w:val="17"/>
               </w:rPr>
-              <w:t>a.clinic</w:t>
-            </w:r>
-            <w:proofErr w:type="gramEnd"/>
-            <w:r>
-              <w:rPr>
-                <w:rFonts w:ascii="思源黑体 CN Normal" w:eastAsia="思源黑体 CN Normal" w:hAnsi="思源黑体 CN Normal" w:cs="思源黑体 CN Light"/>
-                <w:iCs/>
-                <w:sz w:val="17"/>
-                <w:szCs w:val="17"/>
-              </w:rPr>
-              <w:t>_num_s</w:t>
+              <w:t>a.clinic_num_s</w:t>
             </w:r>
             <w:proofErr w:type="spellEnd"/>
             <w:r>
@@ -6573,29 +6091,7 @@
                 <w:sz w:val="17"/>
                 <w:szCs w:val="17"/>
               </w:rPr>
-              <w:t>var.var_</w:t>
-            </w:r>
-            <w:proofErr w:type="gramStart"/>
-            <w:r>
-              <w:rPr>
-                <w:rFonts w:ascii="思源黑体 CN Normal" w:eastAsia="思源黑体 CN Normal" w:hAnsi="思源黑体 CN Normal" w:cs="思源黑体 CN Light"/>
-                <w:bCs/>
-                <w:iCs/>
-                <w:sz w:val="17"/>
-                <w:szCs w:val="17"/>
-              </w:rPr>
-              <w:t>somatic.level</w:t>
-            </w:r>
-            <w:proofErr w:type="gramEnd"/>
-            <w:r>
-              <w:rPr>
-                <w:rFonts w:ascii="思源黑体 CN Normal" w:eastAsia="思源黑体 CN Normal" w:hAnsi="思源黑体 CN Normal" w:cs="思源黑体 CN Light"/>
-                <w:bCs/>
-                <w:iCs/>
-                <w:sz w:val="17"/>
-                <w:szCs w:val="17"/>
-              </w:rPr>
-              <w:t>_I</w:t>
+              <w:t>var.var_somatic.level_I</w:t>
             </w:r>
             <w:proofErr w:type="spellEnd"/>
             <w:r>
@@ -7300,7 +6796,36 @@
           <w:sz w:val="16"/>
           <w:szCs w:val="16"/>
         </w:rPr>
-        <w:t>与中国专家共识《二代测序临床报告解读指引》</w:t>
+        <w:t>与中国专家共识</w:t>
+      </w:r>
+      <w:r>
+        <w:rPr>
+          <w:rFonts w:ascii="思源黑体 CN Normal" w:eastAsia="思源黑体 CN Normal" w:hAnsi="思源黑体 CN Normal"/>
+          <w:color w:val="000000"/>
+          <w:sz w:val="16"/>
+          <w:szCs w:val="16"/>
+        </w:rPr>
+        <w:t>{{</w:t>
+      </w:r>
+      <w:proofErr w:type="spellStart"/>
+      <w:r>
+        <w:rPr>
+          <w:rFonts w:ascii="思源黑体 CN Normal" w:eastAsia="思源黑体 CN Normal" w:hAnsi="思源黑体 CN Normal"/>
+          <w:color w:val="000000"/>
+          <w:sz w:val="16"/>
+          <w:szCs w:val="16"/>
+        </w:rPr>
+        <w:t>sample.guideline.ngs_clinic_report_inter</w:t>
+      </w:r>
+      <w:proofErr w:type="spellEnd"/>
+      <w:r>
+        <w:rPr>
+          <w:rFonts w:ascii="思源黑体 CN Normal" w:eastAsia="思源黑体 CN Normal" w:hAnsi="思源黑体 CN Normal"/>
+          <w:color w:val="000000"/>
+          <w:sz w:val="16"/>
+          <w:szCs w:val="16"/>
+        </w:rPr>
+        <w:t>}}</w:t>
       </w:r>
       <w:r>
         <w:rPr>
@@ -7746,7 +7271,7 @@
                     </wp:anchor>
                   </w:drawing>
                 </mc:Choice>
-                <mc:Fallback xmlns:w16du="http://schemas.microsoft.com/office/word/2023/wordml/word16du" xmlns:oel="http://schemas.microsoft.com/office/2019/extlst">
+                <mc:Fallback xmlns:oel="http://schemas.microsoft.com/office/2019/extlst" xmlns:w16du="http://schemas.microsoft.com/office/word/2023/wordml/word16du">
                   <w:pict>
                     <v:shape w14:anchorId="53B66A63" id="流程图: 接点 2" o:spid="_x0000_s1026" type="#_x0000_t120" style="position:absolute;left:0;text-align:left;margin-left:170.85pt;margin-top:3.25pt;width:24.65pt;height:25.15pt;z-index:-251607040;visibility:visible;mso-wrap-style:square;mso-wrap-distance-left:9pt;mso-wrap-distance-top:0;mso-wrap-distance-right:9pt;mso-wrap-distance-bottom:0;mso-position-horizontal:absolute;mso-position-horizontal-relative:text;mso-position-vertical:absolute;mso-position-vertical-relative:text;v-text-anchor:middle" o:gfxdata="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" fillcolor="#1e7648" stroked="f" strokeweight="1pt">
                       <v:stroke joinstyle="miter"/>
@@ -7874,7 +7399,7 @@
                     </wp:anchor>
                   </w:drawing>
                 </mc:Choice>
-                <mc:Fallback xmlns:w16du="http://schemas.microsoft.com/office/word/2023/wordml/word16du" xmlns:oel="http://schemas.microsoft.com/office/2019/extlst">
+                <mc:Fallback xmlns:oel="http://schemas.microsoft.com/office/2019/extlst" xmlns:w16du="http://schemas.microsoft.com/office/word/2023/wordml/word16du">
                   <w:pict>
                     <v:roundrect w14:anchorId="2E3D685F" id="矩形: 圆角 3" o:spid="_x0000_s1026" style="position:absolute;left:0;text-align:left;margin-left:-5.4pt;margin-top:3.45pt;width:123pt;height:25.3pt;z-index:-251608064;visibility:visible;mso-wrap-style:square;mso-wrap-distance-left:9pt;mso-wrap-distance-top:0;mso-wrap-distance-right:9pt;mso-wrap-distance-bottom:0;mso-position-horizontal:absolute;mso-position-horizontal-relative:margin;mso-position-vertical:absolute;mso-position-vertical-relative:text;v-text-anchor:middle" arcsize="10923f" o:gfxdata="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" fillcolor="#f2f2f2 [3052]" stroked="f" strokeweight="1pt">
                       <v:stroke joinstyle="miter"/>
@@ -7935,27 +7460,7 @@
           <w:sz w:val="24"/>
           <w:szCs w:val="24"/>
         </w:rPr>
-        <w:t>子宫内膜</w:t>
-      </w:r>
-      <w:proofErr w:type="gramStart"/>
-      <w:r>
-        <w:rPr>
-          <w:rFonts w:ascii="思源黑体 CN Bold" w:eastAsia="思源黑体 CN Bold" w:hAnsi="思源黑体 CN Bold" w:hint="eastAsia"/>
-          <w:color w:val="1E7648"/>
-          <w:sz w:val="24"/>
-          <w:szCs w:val="24"/>
-        </w:rPr>
-        <w:t>癌分子</w:t>
-      </w:r>
-      <w:proofErr w:type="gramEnd"/>
-      <w:r>
-        <w:rPr>
-          <w:rFonts w:ascii="思源黑体 CN Bold" w:eastAsia="思源黑体 CN Bold" w:hAnsi="思源黑体 CN Bold" w:hint="eastAsia"/>
-          <w:color w:val="1E7648"/>
-          <w:sz w:val="24"/>
-          <w:szCs w:val="24"/>
-        </w:rPr>
-        <w:t>分型结果解读</w:t>
+        <w:t>子宫内膜癌分子分型结果解读</w:t>
       </w:r>
     </w:p>
     <w:tbl>
@@ -8060,31 +7565,7 @@
                 <w:sz w:val="18"/>
                 <w:szCs w:val="18"/>
               </w:rPr>
-              <w:t xml:space="preserve"> type </w:t>
-            </w:r>
-            <w:proofErr w:type="gramStart"/>
-            <w:r>
-              <w:rPr>
-                <w:rFonts w:ascii="思源黑体 CN Bold" w:eastAsia="思源黑体 CN Bold" w:hAnsi="思源黑体 CN Bold"/>
-                <w:b/>
-                <w:bCs/>
-                <w:color w:val="FFFFFF" w:themeColor="background1"/>
-                <w:sz w:val="18"/>
-                <w:szCs w:val="18"/>
-              </w:rPr>
-              <w:t>EC”%</w:t>
-            </w:r>
-            <w:proofErr w:type="gramEnd"/>
-            <w:r>
-              <w:rPr>
-                <w:rFonts w:ascii="思源黑体 CN Bold" w:eastAsia="思源黑体 CN Bold" w:hAnsi="思源黑体 CN Bold"/>
-                <w:b/>
-                <w:bCs/>
-                <w:color w:val="FFFFFF" w:themeColor="background1"/>
-                <w:sz w:val="18"/>
-                <w:szCs w:val="18"/>
-              </w:rPr>
-              <w:t>}</w:t>
+              <w:t xml:space="preserve"> type EC”%}</w:t>
             </w:r>
           </w:p>
           <w:p>
@@ -8223,10 +7704,15 @@
                 <w:sz w:val="18"/>
                 <w:szCs w:val="18"/>
               </w:rPr>
-              <w:t xml:space="preserve"> == “MSI-H type </w:t>
-            </w:r>
-            <w:proofErr w:type="gramStart"/>
-            <w:r>
+              <w:t xml:space="preserve"> == “MSI-H type EC”%}</w:t>
+            </w:r>
+          </w:p>
+          <w:p>
+            <w:pPr>
+              <w:adjustRightInd w:val="0"/>
+              <w:snapToGrid w:val="0"/>
+              <w:spacing w:line="260" w:lineRule="exact"/>
+              <w:jc w:val="center"/>
               <w:rPr>
                 <w:rFonts w:ascii="思源黑体 CN Bold" w:eastAsia="思源黑体 CN Bold" w:hAnsi="思源黑体 CN Bold"/>
                 <w:b/>
@@ -8235,9 +7721,19 @@
                 <w:sz w:val="18"/>
                 <w:szCs w:val="18"/>
               </w:rPr>
-              <w:t>EC”%</w:t>
-            </w:r>
-            <w:proofErr w:type="gramEnd"/>
+            </w:pPr>
+            <w:r>
+              <w:rPr>
+                <w:rFonts w:ascii="思源黑体 CN Bold" w:eastAsia="思源黑体 CN Bold" w:hAnsi="思源黑体 CN Bold" w:hint="eastAsia"/>
+                <w:b/>
+                <w:bCs/>
+                <w:color w:val="FFFFFF" w:themeColor="background1"/>
+                <w:sz w:val="18"/>
+                <w:szCs w:val="18"/>
+              </w:rPr>
+              <w:t>错配修复功能缺陷型（</w:t>
+            </w:r>
+            <w:proofErr w:type="spellStart"/>
             <w:r>
               <w:rPr>
                 <w:rFonts w:ascii="思源黑体 CN Bold" w:eastAsia="思源黑体 CN Bold" w:hAnsi="思源黑体 CN Bold"/>
@@ -8247,15 +7743,10 @@
                 <w:sz w:val="18"/>
                 <w:szCs w:val="18"/>
               </w:rPr>
-              <w:t>}</w:t>
-            </w:r>
-          </w:p>
-          <w:p>
-            <w:pPr>
-              <w:adjustRightInd w:val="0"/>
-              <w:snapToGrid w:val="0"/>
-              <w:spacing w:line="260" w:lineRule="exact"/>
-              <w:jc w:val="center"/>
+              <w:t>MMRd</w:t>
+            </w:r>
+            <w:proofErr w:type="spellEnd"/>
+            <w:r>
               <w:rPr>
                 <w:rFonts w:ascii="思源黑体 CN Bold" w:eastAsia="思源黑体 CN Bold" w:hAnsi="思源黑体 CN Bold"/>
                 <w:b/>
@@ -8264,20 +7755,15 @@
                 <w:sz w:val="18"/>
                 <w:szCs w:val="18"/>
               </w:rPr>
-            </w:pPr>
-            <w:r>
-              <w:rPr>
-                <w:rFonts w:ascii="思源黑体 CN Bold" w:eastAsia="思源黑体 CN Bold" w:hAnsi="思源黑体 CN Bold" w:hint="eastAsia"/>
-                <w:b/>
-                <w:bCs/>
-                <w:color w:val="FFFFFF" w:themeColor="background1"/>
-                <w:sz w:val="18"/>
-                <w:szCs w:val="18"/>
-              </w:rPr>
-              <w:t>错配修复功能缺陷型（</w:t>
-            </w:r>
-            <w:proofErr w:type="spellStart"/>
-            <w:r>
+              <w:t>）</w:t>
+            </w:r>
+          </w:p>
+          <w:p>
+            <w:pPr>
+              <w:adjustRightInd w:val="0"/>
+              <w:snapToGrid w:val="0"/>
+              <w:spacing w:line="260" w:lineRule="exact"/>
+              <w:jc w:val="center"/>
               <w:rPr>
                 <w:rFonts w:ascii="思源黑体 CN Bold" w:eastAsia="思源黑体 CN Bold" w:hAnsi="思源黑体 CN Bold"/>
                 <w:b/>
@@ -8286,9 +7772,7 @@
                 <w:sz w:val="18"/>
                 <w:szCs w:val="18"/>
               </w:rPr>
-              <w:t>MMRd</w:t>
-            </w:r>
-            <w:proofErr w:type="spellEnd"/>
+            </w:pPr>
             <w:r>
               <w:rPr>
                 <w:rFonts w:ascii="思源黑体 CN Bold" w:eastAsia="思源黑体 CN Bold" w:hAnsi="思源黑体 CN Bold"/>
@@ -8298,15 +7782,10 @@
                 <w:sz w:val="18"/>
                 <w:szCs w:val="18"/>
               </w:rPr>
-              <w:t>）</w:t>
-            </w:r>
-          </w:p>
-          <w:p>
-            <w:pPr>
-              <w:adjustRightInd w:val="0"/>
-              <w:snapToGrid w:val="0"/>
-              <w:spacing w:line="260" w:lineRule="exact"/>
-              <w:jc w:val="center"/>
+              <w:t xml:space="preserve">{%p </w:t>
+            </w:r>
+            <w:proofErr w:type="spellStart"/>
+            <w:r>
               <w:rPr>
                 <w:rFonts w:ascii="思源黑体 CN Bold" w:eastAsia="思源黑体 CN Bold" w:hAnsi="思源黑体 CN Bold"/>
                 <w:b/>
@@ -8315,7 +7794,9 @@
                 <w:sz w:val="18"/>
                 <w:szCs w:val="18"/>
               </w:rPr>
-            </w:pPr>
+              <w:t>elif</w:t>
+            </w:r>
+            <w:proofErr w:type="spellEnd"/>
             <w:r>
               <w:rPr>
                 <w:rFonts w:ascii="思源黑体 CN Bold" w:eastAsia="思源黑体 CN Bold" w:hAnsi="思源黑体 CN Bold"/>
@@ -8325,7 +7806,7 @@
                 <w:sz w:val="18"/>
                 <w:szCs w:val="18"/>
               </w:rPr>
-              <w:t xml:space="preserve">{%p </w:t>
+              <w:t xml:space="preserve"> </w:t>
             </w:r>
             <w:proofErr w:type="spellStart"/>
             <w:r>
@@ -8337,7 +7818,7 @@
                 <w:sz w:val="18"/>
                 <w:szCs w:val="18"/>
               </w:rPr>
-              <w:t>elif</w:t>
+              <w:t>var.ec_type.var_id</w:t>
             </w:r>
             <w:proofErr w:type="spellEnd"/>
             <w:r>
@@ -8349,55 +7830,7 @@
                 <w:sz w:val="18"/>
                 <w:szCs w:val="18"/>
               </w:rPr>
-              <w:t xml:space="preserve"> </w:t>
-            </w:r>
-            <w:proofErr w:type="spellStart"/>
-            <w:r>
-              <w:rPr>
-                <w:rFonts w:ascii="思源黑体 CN Bold" w:eastAsia="思源黑体 CN Bold" w:hAnsi="思源黑体 CN Bold"/>
-                <w:b/>
-                <w:bCs/>
-                <w:color w:val="FFFFFF" w:themeColor="background1"/>
-                <w:sz w:val="18"/>
-                <w:szCs w:val="18"/>
-              </w:rPr>
-              <w:t>var.ec_type.var_id</w:t>
-            </w:r>
-            <w:proofErr w:type="spellEnd"/>
-            <w:r>
-              <w:rPr>
-                <w:rFonts w:ascii="思源黑体 CN Bold" w:eastAsia="思源黑体 CN Bold" w:hAnsi="思源黑体 CN Bold"/>
-                <w:b/>
-                <w:bCs/>
-                <w:color w:val="FFFFFF" w:themeColor="background1"/>
-                <w:sz w:val="18"/>
-                <w:szCs w:val="18"/>
-              </w:rPr>
-              <w:t xml:space="preserve"> == “CNH type </w:t>
-            </w:r>
-            <w:proofErr w:type="gramStart"/>
-            <w:r>
-              <w:rPr>
-                <w:rFonts w:ascii="思源黑体 CN Bold" w:eastAsia="思源黑体 CN Bold" w:hAnsi="思源黑体 CN Bold"/>
-                <w:b/>
-                <w:bCs/>
-                <w:color w:val="FFFFFF" w:themeColor="background1"/>
-                <w:sz w:val="18"/>
-                <w:szCs w:val="18"/>
-              </w:rPr>
-              <w:t>EC”%</w:t>
-            </w:r>
-            <w:proofErr w:type="gramEnd"/>
-            <w:r>
-              <w:rPr>
-                <w:rFonts w:ascii="思源黑体 CN Bold" w:eastAsia="思源黑体 CN Bold" w:hAnsi="思源黑体 CN Bold"/>
-                <w:b/>
-                <w:bCs/>
-                <w:color w:val="FFFFFF" w:themeColor="background1"/>
-                <w:sz w:val="18"/>
-                <w:szCs w:val="18"/>
-              </w:rPr>
-              <w:t>}</w:t>
+              <w:t xml:space="preserve"> == “CNH type EC”%}</w:t>
             </w:r>
           </w:p>
           <w:p>
@@ -8558,31 +7991,7 @@
                 <w:sz w:val="18"/>
                 <w:szCs w:val="18"/>
               </w:rPr>
-              <w:t xml:space="preserve"> == “CNL type </w:t>
-            </w:r>
-            <w:proofErr w:type="gramStart"/>
-            <w:r>
-              <w:rPr>
-                <w:rFonts w:ascii="思源黑体 CN Bold" w:eastAsia="思源黑体 CN Bold" w:hAnsi="思源黑体 CN Bold"/>
-                <w:b/>
-                <w:bCs/>
-                <w:color w:val="FFFFFF" w:themeColor="background1"/>
-                <w:sz w:val="18"/>
-                <w:szCs w:val="18"/>
-              </w:rPr>
-              <w:t>EC”%</w:t>
-            </w:r>
-            <w:proofErr w:type="gramEnd"/>
-            <w:r>
-              <w:rPr>
-                <w:rFonts w:ascii="思源黑体 CN Bold" w:eastAsia="思源黑体 CN Bold" w:hAnsi="思源黑体 CN Bold"/>
-                <w:b/>
-                <w:bCs/>
-                <w:color w:val="FFFFFF" w:themeColor="background1"/>
-                <w:sz w:val="18"/>
-                <w:szCs w:val="18"/>
-              </w:rPr>
-              <w:t>}</w:t>
+              <w:t xml:space="preserve"> == “CNL type EC”%}</w:t>
             </w:r>
           </w:p>
           <w:p>
@@ -8803,25 +8212,7 @@
                 <w:sz w:val="17"/>
                 <w:szCs w:val="17"/>
               </w:rPr>
-              <w:t>）全面揭示了子宫内膜</w:t>
-            </w:r>
-            <w:proofErr w:type="gramStart"/>
-            <w:r>
-              <w:rPr>
-                <w:rFonts w:ascii="思源黑体 CN Normal" w:eastAsia="思源黑体 CN Normal" w:hAnsi="思源黑体 CN Normal" w:hint="eastAsia"/>
-                <w:sz w:val="17"/>
-                <w:szCs w:val="17"/>
-              </w:rPr>
-              <w:t>癌分子</w:t>
-            </w:r>
-            <w:proofErr w:type="gramEnd"/>
-            <w:r>
-              <w:rPr>
-                <w:rFonts w:ascii="思源黑体 CN Normal" w:eastAsia="思源黑体 CN Normal" w:hAnsi="思源黑体 CN Normal" w:hint="eastAsia"/>
-                <w:sz w:val="17"/>
-                <w:szCs w:val="17"/>
-              </w:rPr>
-              <w:t>遗传图谱，提出新的分子分型策略，依据多组学特征和预后的关联性分为</w:t>
+              <w:t>）全面揭示了子宫内膜癌分子遗传图谱，提出新的分子分型策略，依据多组学特征和预后的关联性分为</w:t>
             </w:r>
             <w:r>
               <w:rPr>
@@ -9377,25 +8768,7 @@
                 <w:sz w:val="17"/>
                 <w:szCs w:val="17"/>
               </w:rPr>
-              <w:t>子宫内膜</w:t>
-            </w:r>
-            <w:proofErr w:type="gramStart"/>
-            <w:r>
-              <w:rPr>
-                <w:rFonts w:ascii="思源黑体 CN Normal" w:eastAsia="思源黑体 CN Normal" w:hAnsi="思源黑体 CN Normal" w:hint="eastAsia"/>
-                <w:sz w:val="17"/>
-                <w:szCs w:val="17"/>
-              </w:rPr>
-              <w:t>癌分子</w:t>
-            </w:r>
-            <w:proofErr w:type="gramEnd"/>
-            <w:r>
-              <w:rPr>
-                <w:rFonts w:ascii="思源黑体 CN Normal" w:eastAsia="思源黑体 CN Normal" w:hAnsi="思源黑体 CN Normal" w:hint="eastAsia"/>
-                <w:sz w:val="17"/>
-                <w:szCs w:val="17"/>
-              </w:rPr>
-              <w:t>分型。根据</w:t>
+              <w:t>子宫内膜癌分子分型。根据</w:t>
             </w:r>
             <w:r>
               <w:rPr>
@@ -9833,25 +9206,7 @@
                 <w:sz w:val="17"/>
                 <w:szCs w:val="17"/>
               </w:rPr>
-              <w:t>本次检测结果显示患者的子宫内膜</w:t>
-            </w:r>
-            <w:proofErr w:type="gramStart"/>
-            <w:r>
-              <w:rPr>
-                <w:rFonts w:ascii="思源黑体 CN Normal" w:eastAsia="思源黑体 CN Normal" w:hAnsi="思源黑体 CN Normal" w:hint="eastAsia"/>
-                <w:sz w:val="17"/>
-                <w:szCs w:val="17"/>
-              </w:rPr>
-              <w:t>癌分子</w:t>
-            </w:r>
-            <w:proofErr w:type="gramEnd"/>
-            <w:r>
-              <w:rPr>
-                <w:rFonts w:ascii="思源黑体 CN Normal" w:eastAsia="思源黑体 CN Normal" w:hAnsi="思源黑体 CN Normal" w:hint="eastAsia"/>
-                <w:sz w:val="17"/>
-                <w:szCs w:val="17"/>
-              </w:rPr>
-              <w:t>分型为</w:t>
+              <w:t>本次检测结果显示患者的子宫内膜癌分子分型为</w:t>
             </w:r>
             <w:r>
               <w:rPr>
@@ -10306,25 +9661,7 @@
                 <w:sz w:val="17"/>
                 <w:szCs w:val="17"/>
               </w:rPr>
-              <w:t>var.ec_</w:t>
-            </w:r>
-            <w:proofErr w:type="gramStart"/>
-            <w:r>
-              <w:rPr>
-                <w:rFonts w:ascii="思源黑体 CN Normal" w:eastAsia="思源黑体 CN Normal" w:hAnsi="思源黑体 CN Normal"/>
-                <w:sz w:val="17"/>
-                <w:szCs w:val="17"/>
-              </w:rPr>
-              <w:t>type.variant</w:t>
-            </w:r>
-            <w:proofErr w:type="gramEnd"/>
-            <w:r>
-              <w:rPr>
-                <w:rFonts w:ascii="思源黑体 CN Normal" w:eastAsia="思源黑体 CN Normal" w:hAnsi="思源黑体 CN Normal"/>
-                <w:sz w:val="17"/>
-                <w:szCs w:val="17"/>
-              </w:rPr>
-              <w:t>_desc_cn</w:t>
+              <w:t>var.ec_type.variant_desc_cn</w:t>
             </w:r>
             <w:proofErr w:type="spellEnd"/>
             <w:r>
@@ -10381,7 +9718,6 @@
                 <w:szCs w:val="17"/>
               </w:rPr>
             </w:pPr>
-            <w:proofErr w:type="gramStart"/>
             <w:r>
               <w:rPr>
                 <w:rFonts w:ascii="思源黑体 CN Normal" w:eastAsia="思源黑体 CN Normal" w:hAnsi="思源黑体 CN Normal"/>
@@ -10398,16 +9734,7 @@
                 <w:sz w:val="17"/>
                 <w:szCs w:val="17"/>
               </w:rPr>
-              <w:t>var.ec_type.evi</w:t>
-            </w:r>
-            <w:proofErr w:type="gramEnd"/>
-            <w:r>
-              <w:rPr>
-                <w:rFonts w:ascii="思源黑体 CN Normal" w:eastAsia="思源黑体 CN Normal" w:hAnsi="思源黑体 CN Normal"/>
-                <w:sz w:val="17"/>
-                <w:szCs w:val="17"/>
-              </w:rPr>
-              <w:t>_interpretation_dia|e</w:t>
+              <w:t>var.ec_type.evi_interpretation_dia|e</w:t>
             </w:r>
             <w:proofErr w:type="spellEnd"/>
             <w:r>
@@ -10598,9 +9925,9 @@
           <w:szCs w:val="13"/>
           <w:highlight w:val="magenta"/>
         </w:rPr>
-        <w:t>page_</w:t>
-      </w:r>
-      <w:proofErr w:type="gramStart"/>
+        <w:t>page_break</w:t>
+      </w:r>
+      <w:proofErr w:type="spellEnd"/>
       <w:r>
         <w:rPr>
           <w:rFonts w:ascii="思源黑体 CN Light" w:eastAsia="思源黑体 CN Light" w:hAnsi="思源黑体 CN Light"/>
@@ -10609,29 +9936,7 @@
           <w:szCs w:val="13"/>
           <w:highlight w:val="magenta"/>
         </w:rPr>
-        <w:t>break</w:t>
-      </w:r>
-      <w:proofErr w:type="spellEnd"/>
-      <w:r>
-        <w:rPr>
-          <w:rFonts w:ascii="思源黑体 CN Light" w:eastAsia="思源黑体 CN Light" w:hAnsi="思源黑体 CN Light"/>
-          <w:color w:val="595959" w:themeColor="text1" w:themeTint="A6"/>
-          <w:sz w:val="13"/>
-          <w:szCs w:val="13"/>
-          <w:highlight w:val="magenta"/>
-        </w:rPr>
-        <w:t xml:space="preserve"> }</w:t>
-      </w:r>
-      <w:proofErr w:type="gramEnd"/>
-      <w:r>
-        <w:rPr>
-          <w:rFonts w:ascii="思源黑体 CN Light" w:eastAsia="思源黑体 CN Light" w:hAnsi="思源黑体 CN Light"/>
-          <w:color w:val="595959" w:themeColor="text1" w:themeTint="A6"/>
-          <w:sz w:val="13"/>
-          <w:szCs w:val="13"/>
-          <w:highlight w:val="magenta"/>
-        </w:rPr>
-        <w:t>}</w:t>
+        <w:t xml:space="preserve"> }}</w:t>
       </w:r>
     </w:p>
     <w:p>
@@ -10782,55 +10087,7 @@
                 <w:sz w:val="18"/>
                 <w:szCs w:val="18"/>
               </w:rPr>
-              <w:t>==</w:t>
-            </w:r>
-            <w:proofErr w:type="gramStart"/>
-            <w:r>
-              <w:rPr>
-                <w:rFonts w:ascii="思源黑体 CN Bold" w:eastAsia="思源黑体 CN Bold" w:hAnsi="思源黑体 CN Bold"/>
-                <w:b/>
-                <w:bCs/>
-                <w:color w:val="FFFFFF" w:themeColor="background1"/>
-                <w:sz w:val="18"/>
-                <w:szCs w:val="18"/>
-              </w:rPr>
-              <w:t>”</w:t>
-            </w:r>
-            <w:proofErr w:type="gramEnd"/>
-            <w:r>
-              <w:rPr>
-                <w:rFonts w:ascii="思源黑体 CN Bold" w:eastAsia="思源黑体 CN Bold" w:hAnsi="思源黑体 CN Bold"/>
-                <w:b/>
-                <w:bCs/>
-                <w:color w:val="FFFFFF" w:themeColor="background1"/>
-                <w:sz w:val="18"/>
-                <w:szCs w:val="18"/>
-              </w:rPr>
-              <w:t>MSI-H</w:t>
-            </w:r>
-            <w:proofErr w:type="gramStart"/>
-            <w:r>
-              <w:rPr>
-                <w:rFonts w:ascii="思源黑体 CN Bold" w:eastAsia="思源黑体 CN Bold" w:hAnsi="思源黑体 CN Bold"/>
-                <w:b/>
-                <w:bCs/>
-                <w:color w:val="FFFFFF" w:themeColor="background1"/>
-                <w:sz w:val="18"/>
-                <w:szCs w:val="18"/>
-              </w:rPr>
-              <w:t>”</w:t>
-            </w:r>
-            <w:proofErr w:type="gramEnd"/>
-            <w:r>
-              <w:rPr>
-                <w:rFonts w:ascii="思源黑体 CN Bold" w:eastAsia="思源黑体 CN Bold" w:hAnsi="思源黑体 CN Bold"/>
-                <w:b/>
-                <w:bCs/>
-                <w:color w:val="FFFFFF" w:themeColor="background1"/>
-                <w:sz w:val="18"/>
-                <w:szCs w:val="18"/>
-              </w:rPr>
-              <w:t>%}</w:t>
+              <w:t>==”MSI-H”%}</w:t>
             </w:r>
             <w:r>
               <w:rPr>
@@ -11134,25 +10391,7 @@
                 <w:sz w:val="17"/>
                 <w:szCs w:val="17"/>
               </w:rPr>
-              <w:t>基因启动子区高甲基</w:t>
-            </w:r>
-            <w:proofErr w:type="gramStart"/>
-            <w:r>
-              <w:rPr>
-                <w:rFonts w:ascii="思源黑体 CN Normal" w:eastAsia="思源黑体 CN Normal" w:hAnsi="思源黑体 CN Normal" w:hint="eastAsia"/>
-                <w:sz w:val="17"/>
-                <w:szCs w:val="17"/>
-              </w:rPr>
-              <w:t>化引起</w:t>
-            </w:r>
-            <w:proofErr w:type="gramEnd"/>
-            <w:r>
-              <w:rPr>
-                <w:rFonts w:ascii="思源黑体 CN Normal" w:eastAsia="思源黑体 CN Normal" w:hAnsi="思源黑体 CN Normal" w:hint="eastAsia"/>
-                <w:sz w:val="17"/>
-                <w:szCs w:val="17"/>
-              </w:rPr>
-              <w:t>的MLH</w:t>
+              <w:t>基因启动子区高甲基化引起的MLH</w:t>
             </w:r>
             <w:r>
               <w:rPr>
@@ -11358,25 +10597,7 @@
                 <w:sz w:val="17"/>
                 <w:szCs w:val="17"/>
               </w:rPr>
-              <w:t>结合POLE基因核酸外切酶结构域突变状态、MMR/MSI状态和p53状态进行子宫内膜</w:t>
-            </w:r>
-            <w:proofErr w:type="gramStart"/>
-            <w:r>
-              <w:rPr>
-                <w:rFonts w:ascii="思源黑体 CN Normal" w:eastAsia="思源黑体 CN Normal" w:hAnsi="思源黑体 CN Normal"/>
-                <w:sz w:val="17"/>
-                <w:szCs w:val="17"/>
-              </w:rPr>
-              <w:t>癌分子</w:t>
-            </w:r>
-            <w:proofErr w:type="gramEnd"/>
-            <w:r>
-              <w:rPr>
-                <w:rFonts w:ascii="思源黑体 CN Normal" w:eastAsia="思源黑体 CN Normal" w:hAnsi="思源黑体 CN Normal"/>
-                <w:sz w:val="17"/>
-                <w:szCs w:val="17"/>
-              </w:rPr>
-              <w:t>分型。根据WHO女性生殖器官肿瘤分类（第5版）分为4种类型：POLE mut（POLE突变型，POLE mutation）、</w:t>
+              <w:t>结合POLE基因核酸外切酶结构域突变状态、MMR/MSI状态和p53状态进行子宫内膜癌分子分型。根据WHO女性生殖器官肿瘤分类（第5版）分为4种类型：POLE mut（POLE突变型，POLE mutation）、</w:t>
             </w:r>
             <w:proofErr w:type="spellStart"/>
             <w:r>
@@ -11771,19 +10992,7 @@
                 <w:sz w:val="17"/>
                 <w:szCs w:val="17"/>
               </w:rPr>
-              <w:t>%endif</w:t>
-            </w:r>
-            <w:proofErr w:type="gramStart"/>
-            <w:r>
-              <w:rPr>
-                <w:rFonts w:ascii="思源黑体 CN Normal" w:eastAsia="思源黑体 CN Normal" w:hAnsi="思源黑体 CN Normal"/>
-                <w:b/>
-                <w:bCs/>
-                <w:color w:val="0070C0"/>
-                <w:sz w:val="17"/>
-                <w:szCs w:val="17"/>
-              </w:rPr>
-              <w:t>%}</w:t>
+              <w:t>%endif%}</w:t>
             </w:r>
             <w:r>
               <w:rPr>
@@ -11791,16 +11000,7 @@
                 <w:sz w:val="17"/>
                 <w:szCs w:val="17"/>
               </w:rPr>
-              <w:t>{</w:t>
-            </w:r>
-            <w:proofErr w:type="gramEnd"/>
-            <w:r>
-              <w:rPr>
-                <w:rFonts w:ascii="思源黑体 CN Normal" w:eastAsia="思源黑体 CN Normal" w:hAnsi="思源黑体 CN Normal" w:hint="eastAsia"/>
-                <w:sz w:val="17"/>
-                <w:szCs w:val="17"/>
-              </w:rPr>
-              <w:t>{</w:t>
+              <w:t>{{</w:t>
             </w:r>
             <w:proofErr w:type="spellStart"/>
             <w:r>
@@ -11986,9 +11186,9 @@
           <w:szCs w:val="13"/>
           <w:highlight w:val="magenta"/>
         </w:rPr>
-        <w:t>page_</w:t>
-      </w:r>
-      <w:proofErr w:type="gramStart"/>
+        <w:t>page_break</w:t>
+      </w:r>
+      <w:proofErr w:type="spellEnd"/>
       <w:r>
         <w:rPr>
           <w:rFonts w:ascii="思源黑体 CN Light" w:eastAsia="思源黑体 CN Light" w:hAnsi="思源黑体 CN Light"/>
@@ -11997,29 +11197,7 @@
           <w:szCs w:val="13"/>
           <w:highlight w:val="magenta"/>
         </w:rPr>
-        <w:t>break</w:t>
-      </w:r>
-      <w:proofErr w:type="spellEnd"/>
-      <w:r>
-        <w:rPr>
-          <w:rFonts w:ascii="思源黑体 CN Light" w:eastAsia="思源黑体 CN Light" w:hAnsi="思源黑体 CN Light"/>
-          <w:color w:val="595959" w:themeColor="text1" w:themeTint="A6"/>
-          <w:sz w:val="13"/>
-          <w:szCs w:val="13"/>
-          <w:highlight w:val="magenta"/>
-        </w:rPr>
-        <w:t xml:space="preserve"> }</w:t>
-      </w:r>
-      <w:proofErr w:type="gramEnd"/>
-      <w:r>
-        <w:rPr>
-          <w:rFonts w:ascii="思源黑体 CN Light" w:eastAsia="思源黑体 CN Light" w:hAnsi="思源黑体 CN Light"/>
-          <w:color w:val="595959" w:themeColor="text1" w:themeTint="A6"/>
-          <w:sz w:val="13"/>
-          <w:szCs w:val="13"/>
-          <w:highlight w:val="magenta"/>
-        </w:rPr>
-        <w:t>}</w:t>
+        <w:t xml:space="preserve"> }}</w:t>
       </w:r>
     </w:p>
     <w:p>
@@ -12224,9 +11402,9 @@
           <w:szCs w:val="13"/>
           <w:highlight w:val="magenta"/>
         </w:rPr>
-        <w:t>page_</w:t>
-      </w:r>
-      <w:proofErr w:type="gramStart"/>
+        <w:t>page_break</w:t>
+      </w:r>
+      <w:proofErr w:type="spellEnd"/>
       <w:r>
         <w:rPr>
           <w:rFonts w:ascii="思源黑体 CN Light" w:eastAsia="思源黑体 CN Light" w:hAnsi="思源黑体 CN Light"/>
@@ -12235,29 +11413,7 @@
           <w:szCs w:val="13"/>
           <w:highlight w:val="magenta"/>
         </w:rPr>
-        <w:t>break</w:t>
-      </w:r>
-      <w:proofErr w:type="spellEnd"/>
-      <w:r>
-        <w:rPr>
-          <w:rFonts w:ascii="思源黑体 CN Light" w:eastAsia="思源黑体 CN Light" w:hAnsi="思源黑体 CN Light"/>
-          <w:color w:val="595959" w:themeColor="text1" w:themeTint="A6"/>
-          <w:sz w:val="13"/>
-          <w:szCs w:val="13"/>
-          <w:highlight w:val="magenta"/>
-        </w:rPr>
-        <w:t xml:space="preserve"> }</w:t>
-      </w:r>
-      <w:proofErr w:type="gramEnd"/>
-      <w:r>
-        <w:rPr>
-          <w:rFonts w:ascii="思源黑体 CN Light" w:eastAsia="思源黑体 CN Light" w:hAnsi="思源黑体 CN Light"/>
-          <w:color w:val="595959" w:themeColor="text1" w:themeTint="A6"/>
-          <w:sz w:val="13"/>
-          <w:szCs w:val="13"/>
-          <w:highlight w:val="magenta"/>
-        </w:rPr>
-        <w:t>}</w:t>
+        <w:t xml:space="preserve"> }}</w:t>
       </w:r>
     </w:p>
     <w:tbl>
@@ -12372,7 +11528,7 @@
                     </wp:anchor>
                   </w:drawing>
                 </mc:Choice>
-                <mc:Fallback xmlns:w16du="http://schemas.microsoft.com/office/word/2023/wordml/word16du" xmlns:oel="http://schemas.microsoft.com/office/2019/extlst">
+                <mc:Fallback xmlns:oel="http://schemas.microsoft.com/office/2019/extlst" xmlns:w16du="http://schemas.microsoft.com/office/word/2023/wordml/word16du">
                   <w:pict>
                     <v:shape w14:anchorId="324C7345" id="流程图: 接点 4" o:spid="_x0000_s1026" type="#_x0000_t120" style="position:absolute;left:0;text-align:left;margin-left:178.35pt;margin-top:3.25pt;width:24.65pt;height:25.15pt;z-index:-251603968;visibility:visible;mso-wrap-style:square;mso-wrap-distance-left:9pt;mso-wrap-distance-top:0;mso-wrap-distance-right:9pt;mso-wrap-distance-bottom:0;mso-position-horizontal:absolute;mso-position-horizontal-relative:text;mso-position-vertical:absolute;mso-position-vertical-relative:text;v-text-anchor:middle" o:gfxdata="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" fillcolor="#1e7648" stroked="f" strokeweight="1pt">
                       <v:stroke joinstyle="miter"/>
@@ -12500,7 +11656,7 @@
                     </wp:anchor>
                   </w:drawing>
                 </mc:Choice>
-                <mc:Fallback xmlns:w16du="http://schemas.microsoft.com/office/word/2023/wordml/word16du" xmlns:oel="http://schemas.microsoft.com/office/2019/extlst">
+                <mc:Fallback xmlns:oel="http://schemas.microsoft.com/office/2019/extlst" xmlns:w16du="http://schemas.microsoft.com/office/word/2023/wordml/word16du">
                   <w:pict>
                     <v:roundrect w14:anchorId="67110B3E" id="矩形: 圆角 5" o:spid="_x0000_s1026" style="position:absolute;left:0;text-align:left;margin-left:-5.15pt;margin-top:3.2pt;width:109.5pt;height:25.3pt;z-index:-251604992;visibility:visible;mso-wrap-style:square;mso-wrap-distance-left:9pt;mso-wrap-distance-top:0;mso-wrap-distance-right:9pt;mso-wrap-distance-bottom:0;mso-position-horizontal:absolute;mso-position-horizontal-relative:margin;mso-position-vertical:absolute;mso-position-vertical-relative:text;v-text-anchor:middle" arcsize="10923f" o:gfxdata="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" fillcolor="#f2f2f2 [3052]" stroked="f" strokeweight="1pt">
                       <v:stroke joinstyle="miter"/>
@@ -12642,9 +11798,9 @@
           <w:szCs w:val="13"/>
           <w:highlight w:val="magenta"/>
         </w:rPr>
-        <w:t>page_</w:t>
-      </w:r>
-      <w:proofErr w:type="gramStart"/>
+        <w:t>page_break</w:t>
+      </w:r>
+      <w:proofErr w:type="spellEnd"/>
       <w:r>
         <w:rPr>
           <w:rFonts w:ascii="思源黑体 CN Light" w:eastAsia="思源黑体 CN Light" w:hAnsi="思源黑体 CN Light"/>
@@ -12653,29 +11809,7 @@
           <w:szCs w:val="13"/>
           <w:highlight w:val="magenta"/>
         </w:rPr>
-        <w:t>break</w:t>
-      </w:r>
-      <w:proofErr w:type="spellEnd"/>
-      <w:r>
-        <w:rPr>
-          <w:rFonts w:ascii="思源黑体 CN Light" w:eastAsia="思源黑体 CN Light" w:hAnsi="思源黑体 CN Light"/>
-          <w:color w:val="595959" w:themeColor="text1" w:themeTint="A6"/>
-          <w:sz w:val="13"/>
-          <w:szCs w:val="13"/>
-          <w:highlight w:val="magenta"/>
-        </w:rPr>
-        <w:t xml:space="preserve"> }</w:t>
-      </w:r>
-      <w:proofErr w:type="gramEnd"/>
-      <w:r>
-        <w:rPr>
-          <w:rFonts w:ascii="思源黑体 CN Light" w:eastAsia="思源黑体 CN Light" w:hAnsi="思源黑体 CN Light"/>
-          <w:color w:val="595959" w:themeColor="text1" w:themeTint="A6"/>
-          <w:sz w:val="13"/>
-          <w:szCs w:val="13"/>
-          <w:highlight w:val="magenta"/>
-        </w:rPr>
-        <w:t>}</w:t>
+        <w:t xml:space="preserve"> }}</w:t>
       </w:r>
     </w:p>
     <w:tbl>
@@ -12790,7 +11924,7 @@
                     </wp:anchor>
                   </w:drawing>
                 </mc:Choice>
-                <mc:Fallback xmlns:w16du="http://schemas.microsoft.com/office/word/2023/wordml/word16du" xmlns:oel="http://schemas.microsoft.com/office/2019/extlst">
+                <mc:Fallback xmlns:oel="http://schemas.microsoft.com/office/2019/extlst" xmlns:w16du="http://schemas.microsoft.com/office/word/2023/wordml/word16du">
                   <w:pict>
                     <v:shape w14:anchorId="757A50FD" id="流程图: 接点 6" o:spid="_x0000_s1026" type="#_x0000_t120" style="position:absolute;left:0;text-align:left;margin-left:164.85pt;margin-top:3.25pt;width:24.65pt;height:25.15pt;z-index:-251600896;visibility:visible;mso-wrap-style:square;mso-wrap-distance-left:9pt;mso-wrap-distance-top:0;mso-wrap-distance-right:9pt;mso-wrap-distance-bottom:0;mso-position-horizontal:absolute;mso-position-horizontal-relative:text;mso-position-vertical:absolute;mso-position-vertical-relative:text;v-text-anchor:middle" o:gfxdata="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" fillcolor="#1e7648" stroked="f" strokeweight="1pt">
                       <v:stroke joinstyle="miter"/>
@@ -12918,7 +12052,7 @@
                     </wp:anchor>
                   </w:drawing>
                 </mc:Choice>
-                <mc:Fallback xmlns:w16du="http://schemas.microsoft.com/office/word/2023/wordml/word16du" xmlns:oel="http://schemas.microsoft.com/office/2019/extlst">
+                <mc:Fallback xmlns:oel="http://schemas.microsoft.com/office/2019/extlst" xmlns:w16du="http://schemas.microsoft.com/office/word/2023/wordml/word16du">
                   <w:pict>
                     <v:roundrect w14:anchorId="50E45601" id="矩形: 圆角 7" o:spid="_x0000_s1026" style="position:absolute;left:0;text-align:left;margin-left:-5.15pt;margin-top:3.2pt;width:138.75pt;height:25.3pt;z-index:-251601920;visibility:visible;mso-wrap-style:square;mso-wrap-distance-left:9pt;mso-wrap-distance-top:0;mso-wrap-distance-right:9pt;mso-wrap-distance-bottom:0;mso-position-horizontal:absolute;mso-position-horizontal-relative:margin;mso-position-vertical:absolute;mso-position-vertical-relative:text;v-text-anchor:middle" arcsize="10923f" o:gfxdata="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" fillcolor="#f2f2f2 [3052]" stroked="f" strokeweight="1pt">
                       <v:stroke joinstyle="miter"/>
@@ -13081,9 +12215,9 @@
           <w:szCs w:val="13"/>
           <w:highlight w:val="magenta"/>
         </w:rPr>
-        <w:t>page_</w:t>
-      </w:r>
-      <w:proofErr w:type="gramStart"/>
+        <w:t>page_break</w:t>
+      </w:r>
+      <w:proofErr w:type="spellEnd"/>
       <w:r>
         <w:rPr>
           <w:rFonts w:ascii="思源黑体 CN Light" w:eastAsia="思源黑体 CN Light" w:hAnsi="思源黑体 CN Light"/>
@@ -13092,29 +12226,7 @@
           <w:szCs w:val="13"/>
           <w:highlight w:val="magenta"/>
         </w:rPr>
-        <w:t>break</w:t>
-      </w:r>
-      <w:proofErr w:type="spellEnd"/>
-      <w:r>
-        <w:rPr>
-          <w:rFonts w:ascii="思源黑体 CN Light" w:eastAsia="思源黑体 CN Light" w:hAnsi="思源黑体 CN Light"/>
-          <w:color w:val="595959" w:themeColor="text1" w:themeTint="A6"/>
-          <w:sz w:val="13"/>
-          <w:szCs w:val="13"/>
-          <w:highlight w:val="magenta"/>
-        </w:rPr>
-        <w:t xml:space="preserve"> }</w:t>
-      </w:r>
-      <w:proofErr w:type="gramEnd"/>
-      <w:r>
-        <w:rPr>
-          <w:rFonts w:ascii="思源黑体 CN Light" w:eastAsia="思源黑体 CN Light" w:hAnsi="思源黑体 CN Light"/>
-          <w:color w:val="595959" w:themeColor="text1" w:themeTint="A6"/>
-          <w:sz w:val="13"/>
-          <w:szCs w:val="13"/>
-          <w:highlight w:val="magenta"/>
-        </w:rPr>
-        <w:t>}</w:t>
+        <w:t xml:space="preserve"> }}</w:t>
       </w:r>
     </w:p>
     <w:tbl>
@@ -13229,7 +12341,7 @@
                     </wp:anchor>
                   </w:drawing>
                 </mc:Choice>
-                <mc:Fallback xmlns:w16du="http://schemas.microsoft.com/office/word/2023/wordml/word16du" xmlns:oel="http://schemas.microsoft.com/office/2019/extlst">
+                <mc:Fallback xmlns:oel="http://schemas.microsoft.com/office/2019/extlst" xmlns:w16du="http://schemas.microsoft.com/office/word/2023/wordml/word16du">
                   <w:pict>
                     <v:shape w14:anchorId="54C54462" id="流程图: 接点 10" o:spid="_x0000_s1026" type="#_x0000_t120" style="position:absolute;left:0;text-align:left;margin-left:199.35pt;margin-top:3.25pt;width:24.65pt;height:25.15pt;z-index:-251597824;visibility:visible;mso-wrap-style:square;mso-wrap-distance-left:9pt;mso-wrap-distance-top:0;mso-wrap-distance-right:9pt;mso-wrap-distance-bottom:0;mso-position-horizontal:absolute;mso-position-horizontal-relative:text;mso-position-vertical:absolute;mso-position-vertical-relative:text;v-text-anchor:middle" o:gfxdata="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" fillcolor="#1e7648" stroked="f" strokeweight="1pt">
                       <v:stroke joinstyle="miter"/>
@@ -13368,7 +12480,7 @@
                     </wp:anchor>
                   </w:drawing>
                 </mc:Choice>
-                <mc:Fallback xmlns:w16du="http://schemas.microsoft.com/office/word/2023/wordml/word16du" xmlns:oel="http://schemas.microsoft.com/office/2019/extlst">
+                <mc:Fallback xmlns:oel="http://schemas.microsoft.com/office/2019/extlst" xmlns:w16du="http://schemas.microsoft.com/office/word/2023/wordml/word16du">
                   <w:pict>
                     <v:roundrect w14:anchorId="4DFDC594" id="矩形: 圆角 12" o:spid="_x0000_s1026" style="position:absolute;left:0;text-align:left;margin-left:-5.7pt;margin-top:3.25pt;width:71.3pt;height:25.3pt;z-index:-251598848;visibility:visible;mso-wrap-style:square;mso-wrap-distance-left:9pt;mso-wrap-distance-top:0;mso-wrap-distance-right:9pt;mso-wrap-distance-bottom:0;mso-position-horizontal:absolute;mso-position-horizontal-relative:margin;mso-position-vertical:absolute;mso-position-vertical-relative:text;v-text-anchor:middle" arcsize="10923f" o:gfxdata="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" fillcolor="#f2f2f2 [3052]" stroked="f" strokeweight="1pt">
                       <v:stroke joinstyle="miter"/>
@@ -13696,7 +12808,6 @@
               <w:t>tumor_content</w:t>
             </w:r>
             <w:proofErr w:type="spellEnd"/>
-            <w:proofErr w:type="gramStart"/>
             <w:r>
               <w:rPr>
                 <w:rFonts w:ascii="思源黑体 CN Normal" w:eastAsia="思源黑体 CN Normal" w:hAnsi="思源黑体 CN Normal" w:cs="思源黑体 CN Light"/>
@@ -13708,7 +12819,6 @@
               <w:t>”]|</w:t>
             </w:r>
             <w:proofErr w:type="spellStart"/>
-            <w:proofErr w:type="gramEnd"/>
             <w:r>
               <w:rPr>
                 <w:rFonts w:ascii="思源黑体 CN Normal" w:eastAsia="思源黑体 CN Normal" w:hAnsi="思源黑体 CN Normal" w:cs="思源黑体 CN Light"/>
@@ -13788,7 +12898,6 @@
               <w:t>tumor_content</w:t>
             </w:r>
             <w:proofErr w:type="spellEnd"/>
-            <w:proofErr w:type="gramStart"/>
             <w:r>
               <w:rPr>
                 <w:rFonts w:ascii="思源黑体 CN Normal" w:eastAsia="思源黑体 CN Normal" w:hAnsi="思源黑体 CN Normal" w:cs="思源黑体 CN Light"/>
@@ -13800,7 +12909,6 @@
               <w:t>”]|</w:t>
             </w:r>
             <w:proofErr w:type="spellStart"/>
-            <w:proofErr w:type="gramEnd"/>
             <w:r>
               <w:rPr>
                 <w:rFonts w:ascii="思源黑体 CN Normal" w:eastAsia="思源黑体 CN Normal" w:hAnsi="思源黑体 CN Normal" w:cs="思源黑体 CN Light"/>
@@ -13904,7 +13012,6 @@
               <w:t>tumor_content_macrodissection_performed</w:t>
             </w:r>
             <w:proofErr w:type="spellEnd"/>
-            <w:proofErr w:type="gramStart"/>
             <w:r>
               <w:rPr>
                 <w:rFonts w:ascii="思源黑体 CN Normal" w:eastAsia="思源黑体 CN Normal" w:hAnsi="思源黑体 CN Normal" w:cs="思源黑体 CN Light"/>
@@ -13916,7 +13023,6 @@
               <w:t>”]|</w:t>
             </w:r>
             <w:proofErr w:type="spellStart"/>
-            <w:proofErr w:type="gramEnd"/>
             <w:r>
               <w:rPr>
                 <w:rFonts w:ascii="思源黑体 CN Normal" w:eastAsia="思源黑体 CN Normal" w:hAnsi="思源黑体 CN Normal" w:cs="思源黑体 CN Light"/>
@@ -14006,7 +13112,6 @@
               <w:t>tumor_content_macrodissection_performed</w:t>
             </w:r>
             <w:proofErr w:type="spellEnd"/>
-            <w:proofErr w:type="gramStart"/>
             <w:r>
               <w:rPr>
                 <w:rFonts w:ascii="思源黑体 CN Normal" w:eastAsia="思源黑体 CN Normal" w:hAnsi="思源黑体 CN Normal" w:cs="思源黑体 CN Light"/>
@@ -14018,7 +13123,6 @@
               <w:t>”]|</w:t>
             </w:r>
             <w:proofErr w:type="spellStart"/>
-            <w:proofErr w:type="gramEnd"/>
             <w:r>
               <w:rPr>
                 <w:rFonts w:ascii="思源黑体 CN Normal" w:eastAsia="思源黑体 CN Normal" w:hAnsi="思源黑体 CN Normal" w:cs="思源黑体 CN Light"/>
@@ -14122,7 +13226,6 @@
               <w:t>tumor_content</w:t>
             </w:r>
             <w:proofErr w:type="spellEnd"/>
-            <w:proofErr w:type="gramStart"/>
             <w:r>
               <w:rPr>
                 <w:rFonts w:ascii="思源黑体 CN Normal" w:eastAsia="思源黑体 CN Normal" w:hAnsi="思源黑体 CN Normal" w:cs="思源黑体 CN Light"/>
@@ -14134,7 +13237,6 @@
               <w:t>”]|</w:t>
             </w:r>
             <w:proofErr w:type="spellStart"/>
-            <w:proofErr w:type="gramEnd"/>
             <w:r>
               <w:rPr>
                 <w:rFonts w:ascii="思源黑体 CN Normal" w:eastAsia="思源黑体 CN Normal" w:hAnsi="思源黑体 CN Normal" w:cs="思源黑体 CN Light"/>
@@ -14482,29 +13584,7 @@
                 <w:szCs w:val="17"/>
                 <w:lang w:bidi="ar"/>
               </w:rPr>
-              <w:t xml:space="preserve"> and lib_quality_control.lib_dna_qc.dna_qty</w:t>
-            </w:r>
-            <w:proofErr w:type="gramStart"/>
-            <w:r>
-              <w:rPr>
-                <w:rFonts w:ascii="思源黑体 CN Normal" w:eastAsia="思源黑体 CN Normal" w:hAnsi="思源黑体 CN Normal" w:cs="思源黑体 CN Light"/>
-                <w:kern w:val="0"/>
-                <w:sz w:val="17"/>
-                <w:szCs w:val="17"/>
-                <w:lang w:bidi="ar"/>
-              </w:rPr>
-              <w:t>%}{</w:t>
-            </w:r>
-            <w:proofErr w:type="gramEnd"/>
-            <w:r>
-              <w:rPr>
-                <w:rFonts w:ascii="思源黑体 CN Normal" w:eastAsia="思源黑体 CN Normal" w:hAnsi="思源黑体 CN Normal" w:cs="思源黑体 CN Light"/>
-                <w:kern w:val="0"/>
-                <w:sz w:val="17"/>
-                <w:szCs w:val="17"/>
-                <w:lang w:bidi="ar"/>
-              </w:rPr>
-              <w:t>{lib_quality_control.lib_dna_qc.dna_qty|replace(“.00”,””)}}{%else%}{%endif%}</w:t>
+              <w:t xml:space="preserve"> and lib_quality_control.lib_dna_qc.dna_qty%}{{lib_quality_control.lib_dna_qc.dna_qty|replace(“.00”,””)}}{%else%}{%endif%}</w:t>
             </w:r>
           </w:p>
         </w:tc>
@@ -14706,29 +13786,7 @@
                 <w:szCs w:val="17"/>
                 <w:lang w:bidi="ar"/>
               </w:rPr>
-              <w:t xml:space="preserve"> and lib_quality_control.lib_dna_</w:t>
-            </w:r>
-            <w:proofErr w:type="gramStart"/>
-            <w:r>
-              <w:rPr>
-                <w:rFonts w:ascii="思源黑体 CN Normal" w:eastAsia="思源黑体 CN Normal" w:hAnsi="思源黑体 CN Normal" w:cs="思源黑体 CN Light"/>
-                <w:kern w:val="0"/>
-                <w:sz w:val="17"/>
-                <w:szCs w:val="17"/>
-                <w:lang w:bidi="ar"/>
-              </w:rPr>
-              <w:t>qc.library</w:t>
-            </w:r>
-            <w:proofErr w:type="gramEnd"/>
-            <w:r>
-              <w:rPr>
-                <w:rFonts w:ascii="思源黑体 CN Normal" w:eastAsia="思源黑体 CN Normal" w:hAnsi="思源黑体 CN Normal" w:cs="思源黑体 CN Light"/>
-                <w:kern w:val="0"/>
-                <w:sz w:val="17"/>
-                <w:szCs w:val="17"/>
-                <w:lang w:bidi="ar"/>
-              </w:rPr>
-              <w:t>_qty%}{{lib_quality_control.lib_dna_qc.library_qty|replace(“.00”,””)}}{%else%}{%endif%}</w:t>
+              <w:t xml:space="preserve"> and lib_quality_control.lib_dna_qc.library_qty%}{{lib_quality_control.lib_dna_qc.library_qty|replace(“.00”,””)}}{%else%}{%endif%}</w:t>
             </w:r>
           </w:p>
         </w:tc>
@@ -14887,25 +13945,7 @@
                 <w:sz w:val="17"/>
                 <w:szCs w:val="17"/>
               </w:rPr>
-              <w:t>{{qc.dna_data_</w:t>
-            </w:r>
-            <w:proofErr w:type="gramStart"/>
-            <w:r>
-              <w:rPr>
-                <w:rFonts w:ascii="思源黑体 CN Normal" w:eastAsia="思源黑体 CN Normal" w:hAnsi="思源黑体 CN Normal"/>
-                <w:sz w:val="17"/>
-                <w:szCs w:val="17"/>
-              </w:rPr>
-              <w:t>qc.cleandata</w:t>
-            </w:r>
-            <w:proofErr w:type="gramEnd"/>
-            <w:r>
-              <w:rPr>
-                <w:rFonts w:ascii="思源黑体 CN Normal" w:eastAsia="思源黑体 CN Normal" w:hAnsi="思源黑体 CN Normal"/>
-                <w:sz w:val="17"/>
-                <w:szCs w:val="17"/>
-              </w:rPr>
-              <w:t>_q30}}</w:t>
+              <w:t>{{qc.dna_data_qc.cleandata_q30}}</w:t>
             </w:r>
           </w:p>
         </w:tc>
@@ -15070,25 +14110,7 @@
                 <w:sz w:val="17"/>
                 <w:szCs w:val="17"/>
               </w:rPr>
-              <w:t>qc.dna_data_</w:t>
-            </w:r>
-            <w:proofErr w:type="gramStart"/>
-            <w:r>
-              <w:rPr>
-                <w:rFonts w:ascii="思源黑体 CN Normal" w:eastAsia="思源黑体 CN Normal" w:hAnsi="思源黑体 CN Normal"/>
-                <w:sz w:val="17"/>
-                <w:szCs w:val="17"/>
-              </w:rPr>
-              <w:t>qc.mapping</w:t>
-            </w:r>
-            <w:proofErr w:type="gramEnd"/>
-            <w:r>
-              <w:rPr>
-                <w:rFonts w:ascii="思源黑体 CN Normal" w:eastAsia="思源黑体 CN Normal" w:hAnsi="思源黑体 CN Normal"/>
-                <w:sz w:val="17"/>
-                <w:szCs w:val="17"/>
-              </w:rPr>
-              <w:t>_ratio</w:t>
+              <w:t>qc.dna_data_qc.mapping_ratio</w:t>
             </w:r>
             <w:proofErr w:type="spellEnd"/>
             <w:r>
@@ -15252,25 +14274,7 @@
                 <w:sz w:val="17"/>
                 <w:szCs w:val="17"/>
               </w:rPr>
-              <w:t>qc.dna_data_</w:t>
-            </w:r>
-            <w:proofErr w:type="gramStart"/>
-            <w:r>
-              <w:rPr>
-                <w:rFonts w:ascii="思源黑体 CN Normal" w:eastAsia="思源黑体 CN Normal" w:hAnsi="思源黑体 CN Normal"/>
-                <w:sz w:val="17"/>
-                <w:szCs w:val="17"/>
-              </w:rPr>
-              <w:t>qc.cover</w:t>
-            </w:r>
-            <w:proofErr w:type="gramEnd"/>
-            <w:r>
-              <w:rPr>
-                <w:rFonts w:ascii="思源黑体 CN Normal" w:eastAsia="思源黑体 CN Normal" w:hAnsi="思源黑体 CN Normal"/>
-                <w:sz w:val="17"/>
-                <w:szCs w:val="17"/>
-              </w:rPr>
-              <w:t>_ratio</w:t>
+              <w:t>qc.dna_data_qc.cover_ratio</w:t>
             </w:r>
             <w:proofErr w:type="spellEnd"/>
             <w:r>
@@ -15381,29 +14385,7 @@
                 <w:szCs w:val="17"/>
                 <w:lang w:bidi="ar"/>
               </w:rPr>
-              <w:t>均</w:t>
-            </w:r>
-            <w:proofErr w:type="gramStart"/>
-            <w:r>
-              <w:rPr>
-                <w:rFonts w:ascii="思源黑体 CN Normal" w:eastAsia="思源黑体 CN Normal" w:hAnsi="思源黑体 CN Normal" w:cs="思源黑体 CN Light" w:hint="eastAsia"/>
-                <w:kern w:val="0"/>
-                <w:sz w:val="17"/>
-                <w:szCs w:val="17"/>
-                <w:lang w:bidi="ar"/>
-              </w:rPr>
-              <w:t>一</w:t>
-            </w:r>
-            <w:proofErr w:type="gramEnd"/>
-            <w:r>
-              <w:rPr>
-                <w:rFonts w:ascii="思源黑体 CN Normal" w:eastAsia="思源黑体 CN Normal" w:hAnsi="思源黑体 CN Normal" w:cs="思源黑体 CN Light" w:hint="eastAsia"/>
-                <w:kern w:val="0"/>
-                <w:sz w:val="17"/>
-                <w:szCs w:val="17"/>
-                <w:lang w:bidi="ar"/>
-              </w:rPr>
-              <w:t>性</w:t>
+              <w:t>均一性</w:t>
             </w:r>
             <w:r>
               <w:rPr>
@@ -15447,25 +14429,7 @@
                 <w:sz w:val="17"/>
                 <w:szCs w:val="17"/>
               </w:rPr>
-              <w:t>{{qc.dna_data_</w:t>
-            </w:r>
-            <w:proofErr w:type="gramStart"/>
-            <w:r>
-              <w:rPr>
-                <w:rFonts w:ascii="思源黑体 CN Normal" w:eastAsia="思源黑体 CN Normal" w:hAnsi="思源黑体 CN Normal"/>
-                <w:sz w:val="17"/>
-                <w:szCs w:val="17"/>
-              </w:rPr>
-              <w:t>qc.uni</w:t>
-            </w:r>
-            <w:proofErr w:type="gramEnd"/>
-            <w:r>
-              <w:rPr>
-                <w:rFonts w:ascii="思源黑体 CN Normal" w:eastAsia="思源黑体 CN Normal" w:hAnsi="思源黑体 CN Normal"/>
-                <w:sz w:val="17"/>
-                <w:szCs w:val="17"/>
-              </w:rPr>
-              <w:t>20}}</w:t>
+              <w:t>{{qc.dna_data_qc.uni20}}</w:t>
             </w:r>
           </w:p>
         </w:tc>
@@ -15620,25 +14584,7 @@
                 <w:sz w:val="17"/>
                 <w:szCs w:val="17"/>
               </w:rPr>
-              <w:t>qc.dna_data_</w:t>
-            </w:r>
-            <w:proofErr w:type="gramStart"/>
-            <w:r>
-              <w:rPr>
-                <w:rFonts w:ascii="思源黑体 CN Normal" w:eastAsia="思源黑体 CN Normal" w:hAnsi="思源黑体 CN Normal"/>
-                <w:sz w:val="17"/>
-                <w:szCs w:val="17"/>
-              </w:rPr>
-              <w:t>qc.depth</w:t>
-            </w:r>
-            <w:proofErr w:type="gramEnd"/>
-            <w:r>
-              <w:rPr>
-                <w:rFonts w:ascii="思源黑体 CN Normal" w:eastAsia="思源黑体 CN Normal" w:hAnsi="思源黑体 CN Normal"/>
-                <w:sz w:val="17"/>
-                <w:szCs w:val="17"/>
-              </w:rPr>
-              <w:t>_mean</w:t>
+              <w:t>qc.dna_data_qc.depth_mean</w:t>
             </w:r>
             <w:r>
               <w:rPr>
@@ -15819,25 +14765,7 @@
                 <w:sz w:val="17"/>
                 <w:szCs w:val="17"/>
               </w:rPr>
-              <w:t>qc.dna_data_</w:t>
-            </w:r>
-            <w:proofErr w:type="gramStart"/>
-            <w:r>
-              <w:rPr>
-                <w:rFonts w:ascii="思源黑体 CN Normal" w:eastAsia="思源黑体 CN Normal" w:hAnsi="思源黑体 CN Normal"/>
-                <w:sz w:val="17"/>
-                <w:szCs w:val="17"/>
-              </w:rPr>
-              <w:t>qc.depth</w:t>
-            </w:r>
-            <w:proofErr w:type="gramEnd"/>
-            <w:r>
-              <w:rPr>
-                <w:rFonts w:ascii="思源黑体 CN Normal" w:eastAsia="思源黑体 CN Normal" w:hAnsi="思源黑体 CN Normal"/>
-                <w:sz w:val="17"/>
-                <w:szCs w:val="17"/>
-              </w:rPr>
-              <w:t>_</w:t>
+              <w:t>qc.dna_data_qc.depth_</w:t>
             </w:r>
             <w:r>
               <w:rPr>
@@ -15983,27 +14911,7 @@
           <w:sz w:val="16"/>
           <w:szCs w:val="16"/>
         </w:rPr>
-        <w:t>仅送检样本类型包含石蜡</w:t>
-      </w:r>
-      <w:proofErr w:type="gramStart"/>
-      <w:r>
-        <w:rPr>
-          <w:rFonts w:ascii="思源黑体 CN Normal" w:eastAsia="思源黑体 CN Normal" w:hAnsi="思源黑体 CN Normal"/>
-          <w:color w:val="000000"/>
-          <w:sz w:val="16"/>
-          <w:szCs w:val="16"/>
-        </w:rPr>
-        <w:t>玻</w:t>
-      </w:r>
-      <w:proofErr w:type="gramEnd"/>
-      <w:r>
-        <w:rPr>
-          <w:rFonts w:ascii="思源黑体 CN Normal" w:eastAsia="思源黑体 CN Normal" w:hAnsi="思源黑体 CN Normal"/>
-          <w:color w:val="000000"/>
-          <w:sz w:val="16"/>
-          <w:szCs w:val="16"/>
-        </w:rPr>
-        <w:t>片时可进行此项评估</w:t>
+        <w:t>仅送检样本类型包含石蜡玻片时可进行此项评估</w:t>
       </w:r>
       <w:r>
         <w:rPr>
@@ -16164,27 +15072,7 @@
           <w:sz w:val="16"/>
           <w:szCs w:val="16"/>
         </w:rPr>
-        <w:t>覆盖度：检测到的区域</w:t>
-      </w:r>
-      <w:proofErr w:type="gramStart"/>
-      <w:r>
-        <w:rPr>
-          <w:rFonts w:ascii="思源黑体 CN Normal" w:eastAsia="思源黑体 CN Normal" w:hAnsi="思源黑体 CN Normal" w:hint="eastAsia"/>
-          <w:color w:val="000000"/>
-          <w:sz w:val="16"/>
-          <w:szCs w:val="16"/>
-        </w:rPr>
-        <w:t>占目标</w:t>
-      </w:r>
-      <w:proofErr w:type="gramEnd"/>
-      <w:r>
-        <w:rPr>
-          <w:rFonts w:ascii="思源黑体 CN Normal" w:eastAsia="思源黑体 CN Normal" w:hAnsi="思源黑体 CN Normal" w:hint="eastAsia"/>
-          <w:color w:val="000000"/>
-          <w:sz w:val="16"/>
-          <w:szCs w:val="16"/>
-        </w:rPr>
-        <w:t>区域的比例；</w:t>
+        <w:t>覆盖度：检测到的区域占目标区域的比例；</w:t>
       </w:r>
     </w:p>
     <w:p>
@@ -16209,27 +15097,7 @@
           <w:sz w:val="16"/>
           <w:szCs w:val="16"/>
         </w:rPr>
-        <w:t>均</w:t>
-      </w:r>
-      <w:proofErr w:type="gramStart"/>
-      <w:r>
-        <w:rPr>
-          <w:rFonts w:ascii="思源黑体 CN Normal" w:eastAsia="思源黑体 CN Normal" w:hAnsi="思源黑体 CN Normal" w:hint="eastAsia"/>
-          <w:color w:val="000000"/>
-          <w:sz w:val="16"/>
-          <w:szCs w:val="16"/>
-        </w:rPr>
-        <w:t>一</w:t>
-      </w:r>
-      <w:proofErr w:type="gramEnd"/>
-      <w:r>
-        <w:rPr>
-          <w:rFonts w:ascii="思源黑体 CN Normal" w:eastAsia="思源黑体 CN Normal" w:hAnsi="思源黑体 CN Normal" w:hint="eastAsia"/>
-          <w:color w:val="000000"/>
-          <w:sz w:val="16"/>
-          <w:szCs w:val="16"/>
-        </w:rPr>
-        <w:t>性：测序深度超过20％的平均深度的位点的比例；</w:t>
+        <w:t>均一性：测序深度超过20％的平均深度的位点的比例；</w:t>
       </w:r>
     </w:p>
     <w:p>
@@ -16324,27 +15192,7 @@
           <w:sz w:val="16"/>
           <w:szCs w:val="16"/>
         </w:rPr>
-        <w:t>/”，表示此质</w:t>
-      </w:r>
-      <w:proofErr w:type="gramStart"/>
-      <w:r>
-        <w:rPr>
-          <w:rFonts w:ascii="思源黑体 CN Normal" w:eastAsia="思源黑体 CN Normal" w:hAnsi="思源黑体 CN Normal"/>
-          <w:color w:val="000000"/>
-          <w:sz w:val="16"/>
-          <w:szCs w:val="16"/>
-        </w:rPr>
-        <w:t>控项并非</w:t>
-      </w:r>
-      <w:proofErr w:type="gramEnd"/>
-      <w:r>
-        <w:rPr>
-          <w:rFonts w:ascii="思源黑体 CN Normal" w:eastAsia="思源黑体 CN Normal" w:hAnsi="思源黑体 CN Normal"/>
-          <w:color w:val="000000"/>
-          <w:sz w:val="16"/>
-          <w:szCs w:val="16"/>
-        </w:rPr>
-        <w:t>本检测的必要质控项，结果仅供参考；</w:t>
+        <w:t>/”，表示此质控项并非本检测的必要质控项，结果仅供参考；</w:t>
       </w:r>
     </w:p>
     <w:p>
@@ -16904,7 +15752,7 @@
                     </wp:anchor>
                   </w:drawing>
                 </mc:Choice>
-                <mc:Fallback xmlns:w16du="http://schemas.microsoft.com/office/word/2023/wordml/word16du" xmlns:oel="http://schemas.microsoft.com/office/2019/extlst">
+                <mc:Fallback xmlns:oel="http://schemas.microsoft.com/office/2019/extlst" xmlns:w16du="http://schemas.microsoft.com/office/word/2023/wordml/word16du">
                   <w:pict>
                     <v:shape w14:anchorId="3415628D" id="流程图: 接点 10" o:spid="_x0000_s1026" type="#_x0000_t120" style="position:absolute;left:0;text-align:left;margin-left:200.1pt;margin-top:3.25pt;width:24.65pt;height:25.15pt;z-index:-251594752;visibility:visible;mso-wrap-style:square;mso-wrap-distance-left:9pt;mso-wrap-distance-top:0;mso-wrap-distance-right:9pt;mso-wrap-distance-bottom:0;mso-position-horizontal:absolute;mso-position-horizontal-relative:text;mso-position-vertical:absolute;mso-position-vertical-relative:text;v-text-anchor:middle" o:gfxdata="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" fillcolor="#1e7648" stroked="f" strokeweight="1pt">
                       <v:stroke joinstyle="miter"/>
@@ -17043,7 +15891,7 @@
                     </wp:anchor>
                   </w:drawing>
                 </mc:Choice>
-                <mc:Fallback xmlns:w16du="http://schemas.microsoft.com/office/word/2023/wordml/word16du" xmlns:oel="http://schemas.microsoft.com/office/2019/extlst">
+                <mc:Fallback xmlns:oel="http://schemas.microsoft.com/office/2019/extlst" xmlns:w16du="http://schemas.microsoft.com/office/word/2023/wordml/word16du">
                   <w:pict>
                     <v:roundrect w14:anchorId="23162814" id="矩形: 圆角 12" o:spid="_x0000_s1026" style="position:absolute;left:0;text-align:left;margin-left:-5.7pt;margin-top:3.25pt;width:71.3pt;height:25.3pt;z-index:-251595776;visibility:visible;mso-wrap-style:square;mso-wrap-distance-left:9pt;mso-wrap-distance-top:0;mso-wrap-distance-right:9pt;mso-wrap-distance-bottom:0;mso-position-horizontal:absolute;mso-position-horizontal-relative:margin;mso-position-vertical:absolute;mso-position-vertical-relative:text;v-text-anchor:middle" arcsize="10923f" o:gfxdata="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" fillcolor="#f2f2f2 [3052]" stroked="f" strokeweight="1pt">
                       <v:stroke joinstyle="miter"/>
@@ -17636,25 +16484,7 @@
           <w:sz w:val="18"/>
           <w:szCs w:val="18"/>
         </w:rPr>
-        <w:t>专家</w:t>
-      </w:r>
-      <w:proofErr w:type="gramStart"/>
-      <w:r>
-        <w:rPr>
-          <w:rFonts w:ascii="思源黑体 CN Normal" w:eastAsia="思源黑体 CN Normal" w:hAnsi="思源黑体 CN Normal" w:hint="eastAsia"/>
-          <w:sz w:val="18"/>
-          <w:szCs w:val="18"/>
-        </w:rPr>
-        <w:t>组发布</w:t>
-      </w:r>
-      <w:proofErr w:type="gramEnd"/>
-      <w:r>
-        <w:rPr>
-          <w:rFonts w:ascii="思源黑体 CN Normal" w:eastAsia="思源黑体 CN Normal" w:hAnsi="思源黑体 CN Normal" w:hint="eastAsia"/>
-          <w:sz w:val="18"/>
-          <w:szCs w:val="18"/>
-        </w:rPr>
-        <w:t>的特殊基因变异解读指南，遗传变异分为5个等级：致病性、疑似致病性、意义不明确、疑似良性、良性。</w:t>
+        <w:t>专家组发布的特殊基因变异解读指南，遗传变异分为5个等级：致病性、疑似致病性、意义不明确、疑似良性、良性。</w:t>
       </w:r>
     </w:p>
     <w:p>
@@ -17809,7 +16639,41 @@
           <w:sz w:val="18"/>
           <w:szCs w:val="18"/>
         </w:rPr>
-        <w:t>与中国专家共识《二代测序临床报告解读指引》，根据变异在不同癌种中对应的药物敏感性、诊断及预后证据分为四个等级：A级、B级、C级、D级。基因变异按照其临床意义的重要性分为四个等级：I类变异（具有强临床意义，具有A或B级证据）、II类变异（具有潜在临床意义，具有C或D级证据）、III类变异（临床意义不明）和IV类变异（良性和可能良性变异，已知无临床意义）。</w:t>
+        <w:t>与中国专家共识</w:t>
+      </w:r>
+      <w:r>
+        <w:rPr>
+          <w:rFonts w:ascii="思源黑体 CN Normal" w:eastAsia="思源黑体 CN Normal" w:hAnsi="思源黑体 CN Normal"/>
+          <w:sz w:val="18"/>
+          <w:szCs w:val="18"/>
+        </w:rPr>
+        <w:t>{{</w:t>
+      </w:r>
+      <w:proofErr w:type="spellStart"/>
+      <w:r>
+        <w:rPr>
+          <w:rFonts w:ascii="思源黑体 CN Normal" w:eastAsia="思源黑体 CN Normal" w:hAnsi="思源黑体 CN Normal"/>
+          <w:sz w:val="18"/>
+          <w:szCs w:val="18"/>
+        </w:rPr>
+        <w:t>sample.guideline.ngs_clinic_report_inter</w:t>
+      </w:r>
+      <w:proofErr w:type="spellEnd"/>
+      <w:r>
+        <w:rPr>
+          <w:rFonts w:ascii="思源黑体 CN Normal" w:eastAsia="思源黑体 CN Normal" w:hAnsi="思源黑体 CN Normal"/>
+          <w:sz w:val="18"/>
+          <w:szCs w:val="18"/>
+        </w:rPr>
+        <w:t>}}</w:t>
+      </w:r>
+      <w:r>
+        <w:rPr>
+          <w:rFonts w:ascii="思源黑体 CN Normal" w:eastAsia="思源黑体 CN Normal" w:hAnsi="思源黑体 CN Normal" w:hint="eastAsia"/>
+          <w:sz w:val="18"/>
+          <w:szCs w:val="18"/>
+        </w:rPr>
+        <w:t>，根据变异在不同癌种中对应的药物敏感性、诊断及预后证据分为四个等级：A级、B级、C级、D级。基因变异按照其临床意义的重要性分为四个等级：I类变异（具有强临床意义，具有A或B级证据）、II类变异（具有潜在临床意义，具有C或D级证据）、III类变异（临床意义不明）和IV类变异（良性和可能良性变异，已知无临床意义）。</w:t>
       </w:r>
     </w:p>
     <w:tbl>
@@ -18026,29 +16890,7 @@
                 <w:sz w:val="16"/>
                 <w:szCs w:val="16"/>
               </w:rPr>
-              <w:t>FDA、NMPA获</w:t>
-            </w:r>
-            <w:proofErr w:type="gramStart"/>
-            <w:r>
-              <w:rPr>
-                <w:rFonts w:ascii="思源黑体 CN Normal" w:eastAsia="思源黑体 CN Normal" w:hAnsi="思源黑体 CN Normal" w:cs="思源黑体 CN Light" w:hint="eastAsia"/>
-                <w:color w:val="000000" w:themeColor="text1"/>
-                <w:kern w:val="0"/>
-                <w:sz w:val="16"/>
-                <w:szCs w:val="16"/>
-              </w:rPr>
-              <w:t>批用于</w:t>
-            </w:r>
-            <w:proofErr w:type="gramEnd"/>
-            <w:r>
-              <w:rPr>
-                <w:rFonts w:ascii="思源黑体 CN Normal" w:eastAsia="思源黑体 CN Normal" w:hAnsi="思源黑体 CN Normal" w:cs="思源黑体 CN Light" w:hint="eastAsia"/>
-                <w:color w:val="000000" w:themeColor="text1"/>
-                <w:kern w:val="0"/>
-                <w:sz w:val="16"/>
-                <w:szCs w:val="16"/>
-              </w:rPr>
-              <w:t>患者肿瘤治疗有响应或耐药的生物标志物</w:t>
+              <w:t>FDA、NMPA获批用于患者肿瘤治疗有响应或耐药的生物标志物</w:t>
             </w:r>
           </w:p>
         </w:tc>
@@ -18583,29 +17425,7 @@
                 <w:sz w:val="16"/>
                 <w:szCs w:val="16"/>
               </w:rPr>
-              <w:t>FDA、NMPA获</w:t>
-            </w:r>
-            <w:proofErr w:type="gramStart"/>
-            <w:r>
-              <w:rPr>
-                <w:rFonts w:ascii="思源黑体 CN Normal" w:eastAsia="思源黑体 CN Normal" w:hAnsi="思源黑体 CN Normal" w:cs="思源黑体 CN Light" w:hint="eastAsia"/>
-                <w:color w:val="000000" w:themeColor="text1"/>
-                <w:kern w:val="0"/>
-                <w:sz w:val="16"/>
-                <w:szCs w:val="16"/>
-              </w:rPr>
-              <w:t>批用于</w:t>
-            </w:r>
-            <w:proofErr w:type="gramEnd"/>
-            <w:r>
-              <w:rPr>
-                <w:rFonts w:ascii="思源黑体 CN Normal" w:eastAsia="思源黑体 CN Normal" w:hAnsi="思源黑体 CN Normal" w:cs="思源黑体 CN Light" w:hint="eastAsia"/>
-                <w:color w:val="000000" w:themeColor="text1"/>
-                <w:kern w:val="0"/>
-                <w:sz w:val="16"/>
-                <w:szCs w:val="16"/>
-              </w:rPr>
-              <w:t>其他肿瘤治疗有响应或耐药的生物标志物</w:t>
+              <w:t>FDA、NMPA获批用于其他肿瘤治疗有响应或耐药的生物标志物</w:t>
             </w:r>
           </w:p>
         </w:tc>
@@ -18990,29 +17810,7 @@
                 <w:sz w:val="16"/>
                 <w:szCs w:val="16"/>
               </w:rPr>
-              <w:t>临床前硏</w:t>
-            </w:r>
-            <w:proofErr w:type="gramStart"/>
-            <w:r>
-              <w:rPr>
-                <w:rFonts w:ascii="思源黑体 CN Normal" w:eastAsia="思源黑体 CN Normal" w:hAnsi="思源黑体 CN Normal" w:cs="思源黑体 CN Light" w:hint="eastAsia"/>
-                <w:color w:val="000000" w:themeColor="text1"/>
-                <w:kern w:val="0"/>
-                <w:sz w:val="16"/>
-                <w:szCs w:val="16"/>
-              </w:rPr>
-              <w:t>究表明</w:t>
-            </w:r>
-            <w:proofErr w:type="gramEnd"/>
-            <w:r>
-              <w:rPr>
-                <w:rFonts w:ascii="思源黑体 CN Normal" w:eastAsia="思源黑体 CN Normal" w:hAnsi="思源黑体 CN Normal" w:cs="思源黑体 CN Light" w:hint="eastAsia"/>
-                <w:color w:val="000000" w:themeColor="text1"/>
-                <w:kern w:val="0"/>
-                <w:sz w:val="16"/>
-                <w:szCs w:val="16"/>
-              </w:rPr>
-              <w:t>具有潜在治疗意义的生物标志物</w:t>
+              <w:t>临床前硏究表明具有潜在治疗意义的生物标志物</w:t>
             </w:r>
           </w:p>
         </w:tc>
@@ -19763,25 +18561,7 @@
           <w:sz w:val="18"/>
           <w:szCs w:val="18"/>
         </w:rPr>
-        <w:t>产品的检测性能与样品质量密切相关，样品质</w:t>
-      </w:r>
-      <w:proofErr w:type="gramStart"/>
-      <w:r>
-        <w:rPr>
-          <w:rFonts w:ascii="思源黑体 CN Normal" w:eastAsia="思源黑体 CN Normal" w:hAnsi="思源黑体 CN Normal" w:hint="eastAsia"/>
-          <w:sz w:val="18"/>
-          <w:szCs w:val="18"/>
-        </w:rPr>
-        <w:t>控结果</w:t>
-      </w:r>
-      <w:proofErr w:type="gramEnd"/>
-      <w:r>
-        <w:rPr>
-          <w:rFonts w:ascii="思源黑体 CN Normal" w:eastAsia="思源黑体 CN Normal" w:hAnsi="思源黑体 CN Normal" w:hint="eastAsia"/>
-          <w:sz w:val="18"/>
-          <w:szCs w:val="18"/>
-        </w:rPr>
-        <w:t>为风险时，存在检测灵敏度降低以及检测结果准确性降低的风险。</w:t>
+        <w:t>产品的检测性能与样品质量密切相关，样品质控结果为风险时，存在检测灵敏度降低以及检测结果准确性降低的风险。</w:t>
       </w:r>
     </w:p>
     <w:p>
@@ -19800,25 +18580,7 @@
           <w:sz w:val="18"/>
           <w:szCs w:val="18"/>
         </w:rPr>
-        <w:t>本报告中根据如下顺序进行子宫内膜</w:t>
-      </w:r>
-      <w:proofErr w:type="gramStart"/>
-      <w:r>
-        <w:rPr>
-          <w:rFonts w:ascii="思源黑体 CN Normal" w:eastAsia="思源黑体 CN Normal" w:hAnsi="思源黑体 CN Normal" w:hint="eastAsia"/>
-          <w:sz w:val="18"/>
-          <w:szCs w:val="18"/>
-        </w:rPr>
-        <w:t>癌分子</w:t>
-      </w:r>
-      <w:proofErr w:type="gramEnd"/>
-      <w:r>
-        <w:rPr>
-          <w:rFonts w:ascii="思源黑体 CN Normal" w:eastAsia="思源黑体 CN Normal" w:hAnsi="思源黑体 CN Normal" w:hint="eastAsia"/>
-          <w:sz w:val="18"/>
-          <w:szCs w:val="18"/>
-        </w:rPr>
-        <w:t>分型：①</w:t>
+        <w:t>本报告中根据如下顺序进行子宫内膜癌分子分型：①</w:t>
       </w:r>
       <w:r>
         <w:rPr>
@@ -20427,53 +19189,25 @@
           <w:sz w:val="18"/>
           <w:szCs w:val="18"/>
         </w:rPr>
-        <w:t>%。</w:t>
-      </w:r>
-      <w:proofErr w:type="gramStart"/>
+        <w:t>%。当分析结果中</w:t>
+      </w:r>
+      <w:proofErr w:type="spellStart"/>
       <w:r>
         <w:rPr>
           <w:rFonts w:ascii="思源黑体 CN Normal" w:eastAsia="思源黑体 CN Normal" w:hAnsi="思源黑体 CN Normal" w:hint="eastAsia"/>
           <w:sz w:val="18"/>
           <w:szCs w:val="18"/>
         </w:rPr>
-        <w:t>当分析</w:t>
-      </w:r>
-      <w:proofErr w:type="gramEnd"/>
+        <w:t>MSINum</w:t>
+      </w:r>
+      <w:proofErr w:type="spellEnd"/>
       <w:r>
         <w:rPr>
           <w:rFonts w:ascii="思源黑体 CN Normal" w:eastAsia="思源黑体 CN Normal" w:hAnsi="思源黑体 CN Normal" w:hint="eastAsia"/>
           <w:sz w:val="18"/>
           <w:szCs w:val="18"/>
         </w:rPr>
-        <w:t>结果中</w:t>
-      </w:r>
-      <w:proofErr w:type="spellStart"/>
-      <w:r>
-        <w:rPr>
-          <w:rFonts w:ascii="思源黑体 CN Normal" w:eastAsia="思源黑体 CN Normal" w:hAnsi="思源黑体 CN Normal" w:hint="eastAsia"/>
-          <w:sz w:val="18"/>
-          <w:szCs w:val="18"/>
-        </w:rPr>
-        <w:t>MSINum</w:t>
-      </w:r>
-      <w:proofErr w:type="spellEnd"/>
-      <w:proofErr w:type="gramStart"/>
-      <w:r>
-        <w:rPr>
-          <w:rFonts w:ascii="思源黑体 CN Normal" w:eastAsia="思源黑体 CN Normal" w:hAnsi="思源黑体 CN Normal" w:hint="eastAsia"/>
-          <w:sz w:val="18"/>
-          <w:szCs w:val="18"/>
-        </w:rPr>
-        <w:t>值位于</w:t>
-      </w:r>
-      <w:proofErr w:type="gramEnd"/>
-      <w:r>
-        <w:rPr>
-          <w:rFonts w:ascii="思源黑体 CN Normal" w:eastAsia="思源黑体 CN Normal" w:hAnsi="思源黑体 CN Normal" w:hint="eastAsia"/>
-          <w:sz w:val="18"/>
-          <w:szCs w:val="18"/>
-        </w:rPr>
-        <w:t>1</w:t>
+        <w:t>值位于1</w:t>
       </w:r>
       <w:r>
         <w:rPr>
@@ -21162,25 +19896,7 @@
           <w:sz w:val="18"/>
           <w:szCs w:val="18"/>
         </w:rPr>
-        <w:t>。产品的检测性能与样品质量密切相关，样品质</w:t>
-      </w:r>
-      <w:proofErr w:type="gramStart"/>
-      <w:r>
-        <w:rPr>
-          <w:rFonts w:ascii="思源黑体 CN Normal" w:eastAsia="思源黑体 CN Normal" w:hAnsi="思源黑体 CN Normal" w:hint="eastAsia"/>
-          <w:sz w:val="18"/>
-          <w:szCs w:val="18"/>
-        </w:rPr>
-        <w:t>控结果</w:t>
-      </w:r>
-      <w:proofErr w:type="gramEnd"/>
-      <w:r>
-        <w:rPr>
-          <w:rFonts w:ascii="思源黑体 CN Normal" w:eastAsia="思源黑体 CN Normal" w:hAnsi="思源黑体 CN Normal" w:hint="eastAsia"/>
-          <w:sz w:val="18"/>
-          <w:szCs w:val="18"/>
-        </w:rPr>
-        <w:t>为风险时，存在检测灵敏度降低以及检测结果准确性降低的风险。</w:t>
+        <w:t>。产品的检测性能与样品质量密切相关，样品质控结果为风险时，存在检测灵敏度降低以及检测结果准确性降低的风险。</w:t>
       </w:r>
     </w:p>
     <w:p>
@@ -21264,53 +19980,25 @@
           <w:sz w:val="18"/>
           <w:szCs w:val="18"/>
         </w:rPr>
-        <w:t>%。</w:t>
-      </w:r>
-      <w:proofErr w:type="gramStart"/>
+        <w:t>%。当分析结果中</w:t>
+      </w:r>
+      <w:proofErr w:type="spellStart"/>
       <w:r>
         <w:rPr>
           <w:rFonts w:ascii="思源黑体 CN Normal" w:eastAsia="思源黑体 CN Normal" w:hAnsi="思源黑体 CN Normal" w:hint="eastAsia"/>
           <w:sz w:val="18"/>
           <w:szCs w:val="18"/>
         </w:rPr>
-        <w:t>当分析</w:t>
-      </w:r>
-      <w:proofErr w:type="gramEnd"/>
+        <w:t>MSINum</w:t>
+      </w:r>
+      <w:proofErr w:type="spellEnd"/>
       <w:r>
         <w:rPr>
           <w:rFonts w:ascii="思源黑体 CN Normal" w:eastAsia="思源黑体 CN Normal" w:hAnsi="思源黑体 CN Normal" w:hint="eastAsia"/>
           <w:sz w:val="18"/>
           <w:szCs w:val="18"/>
         </w:rPr>
-        <w:t>结果中</w:t>
-      </w:r>
-      <w:proofErr w:type="spellStart"/>
-      <w:r>
-        <w:rPr>
-          <w:rFonts w:ascii="思源黑体 CN Normal" w:eastAsia="思源黑体 CN Normal" w:hAnsi="思源黑体 CN Normal" w:hint="eastAsia"/>
-          <w:sz w:val="18"/>
-          <w:szCs w:val="18"/>
-        </w:rPr>
-        <w:t>MSINum</w:t>
-      </w:r>
-      <w:proofErr w:type="spellEnd"/>
-      <w:proofErr w:type="gramStart"/>
-      <w:r>
-        <w:rPr>
-          <w:rFonts w:ascii="思源黑体 CN Normal" w:eastAsia="思源黑体 CN Normal" w:hAnsi="思源黑体 CN Normal" w:hint="eastAsia"/>
-          <w:sz w:val="18"/>
-          <w:szCs w:val="18"/>
-        </w:rPr>
-        <w:t>值位于</w:t>
-      </w:r>
-      <w:proofErr w:type="gramEnd"/>
-      <w:r>
-        <w:rPr>
-          <w:rFonts w:ascii="思源黑体 CN Normal" w:eastAsia="思源黑体 CN Normal" w:hAnsi="思源黑体 CN Normal" w:hint="eastAsia"/>
-          <w:sz w:val="18"/>
-          <w:szCs w:val="18"/>
-        </w:rPr>
-        <w:t>1</w:t>
+        <w:t>值位于1</w:t>
       </w:r>
       <w:r>
         <w:rPr>
@@ -21885,7 +20573,7 @@
                     </wp:anchor>
                   </w:drawing>
                 </mc:Choice>
-                <mc:Fallback xmlns:w16du="http://schemas.microsoft.com/office/word/2023/wordml/word16du" xmlns:oel="http://schemas.microsoft.com/office/2019/extlst">
+                <mc:Fallback xmlns:oel="http://schemas.microsoft.com/office/2019/extlst" xmlns:w16du="http://schemas.microsoft.com/office/word/2023/wordml/word16du">
                   <w:pict>
                     <v:shape w14:anchorId="636094DD" id="流程图: 接点 10" o:spid="_x0000_s1026" type="#_x0000_t120" style="position:absolute;left:0;text-align:left;margin-left:199.35pt;margin-top:3.25pt;width:24.65pt;height:25.15pt;z-index:-251591680;visibility:visible;mso-wrap-style:square;mso-wrap-distance-left:9pt;mso-wrap-distance-top:0;mso-wrap-distance-right:9pt;mso-wrap-distance-bottom:0;mso-position-horizontal:absolute;mso-position-horizontal-relative:text;mso-position-vertical:absolute;mso-position-vertical-relative:text;v-text-anchor:middle" o:gfxdata="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" fillcolor="#1e7648" stroked="f" strokeweight="1pt">
                       <v:stroke joinstyle="miter"/>
@@ -22024,7 +20712,7 @@
                     </wp:anchor>
                   </w:drawing>
                 </mc:Choice>
-                <mc:Fallback xmlns:w16du="http://schemas.microsoft.com/office/word/2023/wordml/word16du" xmlns:oel="http://schemas.microsoft.com/office/2019/extlst">
+                <mc:Fallback xmlns:oel="http://schemas.microsoft.com/office/2019/extlst" xmlns:w16du="http://schemas.microsoft.com/office/word/2023/wordml/word16du">
                   <w:pict>
                     <v:roundrect w14:anchorId="42711620" id="矩形: 圆角 12" o:spid="_x0000_s1026" style="position:absolute;left:0;text-align:left;margin-left:-5.7pt;margin-top:3.25pt;width:71.3pt;height:25.3pt;z-index:-251592704;visibility:visible;mso-wrap-style:square;mso-wrap-distance-left:9pt;mso-wrap-distance-top:0;mso-wrap-distance-right:9pt;mso-wrap-distance-bottom:0;mso-position-horizontal:absolute;mso-position-horizontal-relative:margin;mso-position-vertical:absolute;mso-position-vertical-relative:text;v-text-anchor:middle" arcsize="10923f" o:gfxdata="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" fillcolor="#f2f2f2 [3052]" stroked="f" strokeweight="1pt">
                       <v:stroke joinstyle="miter"/>
@@ -22068,25 +20756,7 @@
           <w:sz w:val="16"/>
           <w:szCs w:val="16"/>
         </w:rPr>
-        <w:t xml:space="preserve">NCCN Clinical Practice Guidelines in Oncology-Uterine Neoplasms. (version </w:t>
-      </w:r>
-      <w:proofErr w:type="gramStart"/>
-      <w:r>
-        <w:rPr>
-          <w:rFonts w:ascii="思源黑体 CN Normal" w:eastAsia="思源黑体 CN Normal" w:hAnsi="思源黑体 CN Normal"/>
-          <w:sz w:val="16"/>
-          <w:szCs w:val="16"/>
-        </w:rPr>
-        <w:t>1.2022)[</w:t>
-      </w:r>
-      <w:proofErr w:type="gramEnd"/>
-      <w:r>
-        <w:rPr>
-          <w:rFonts w:ascii="思源黑体 CN Normal" w:eastAsia="思源黑体 CN Normal" w:hAnsi="思源黑体 CN Normal"/>
-          <w:sz w:val="16"/>
-          <w:szCs w:val="16"/>
-        </w:rPr>
-        <w:t xml:space="preserve">EB/OL]. </w:t>
+        <w:t xml:space="preserve">NCCN Clinical Practice Guidelines in Oncology-Uterine Neoplasms. (version 1.2022)[EB/OL]. </w:t>
       </w:r>
       <w:r>
         <w:rPr>
@@ -22125,25 +20795,7 @@
           <w:sz w:val="16"/>
           <w:szCs w:val="16"/>
         </w:rPr>
-        <w:t>, 中华医学会病理学分会, 国家病理质控中心. 子宫内膜</w:t>
-      </w:r>
-      <w:proofErr w:type="gramStart"/>
-      <w:r>
-        <w:rPr>
-          <w:rFonts w:ascii="思源黑体 CN Normal" w:eastAsia="思源黑体 CN Normal" w:hAnsi="思源黑体 CN Normal"/>
-          <w:sz w:val="16"/>
-          <w:szCs w:val="16"/>
-        </w:rPr>
-        <w:t>癌分子</w:t>
-      </w:r>
-      <w:proofErr w:type="gramEnd"/>
-      <w:r>
-        <w:rPr>
-          <w:rFonts w:ascii="思源黑体 CN Normal" w:eastAsia="思源黑体 CN Normal" w:hAnsi="思源黑体 CN Normal"/>
-          <w:sz w:val="16"/>
-          <w:szCs w:val="16"/>
-        </w:rPr>
-        <w:t>检测中国专家共识（2021年版）[J]. 中国癌症杂志, 2021, 31(11): 1126-1144.</w:t>
+        <w:t>, 中华医学会病理学分会, 国家病理质控中心. 子宫内膜癌分子检测中国专家共识（2021年版）[J]. 中国癌症杂志, 2021, 31(11): 1126-1144.</w:t>
       </w:r>
     </w:p>
     <w:p>
@@ -22241,7 +20893,6 @@
         <w:t>{%p for a in (</w:t>
       </w:r>
       <w:proofErr w:type="spellStart"/>
-      <w:proofErr w:type="gramStart"/>
       <w:r>
         <w:rPr>
           <w:rFonts w:ascii="思源黑体 CN Normal" w:eastAsia="思源黑体 CN Normal" w:hAnsi="思源黑体 CN Normal"/>
@@ -22251,7 +20902,6 @@
         <w:t>refer.fixed</w:t>
       </w:r>
       <w:proofErr w:type="spellEnd"/>
-      <w:proofErr w:type="gramEnd"/>
       <w:r>
         <w:rPr>
           <w:rFonts w:ascii="思源黑体 CN Normal" w:eastAsia="思源黑体 CN Normal" w:hAnsi="思源黑体 CN Normal"/>
@@ -22794,23 +21444,13 @@
       <w:t>{{</w:t>
     </w:r>
     <w:proofErr w:type="spellStart"/>
-    <w:proofErr w:type="gramStart"/>
     <w:r>
       <w:rPr>
         <w:rFonts w:ascii="思源黑体 CN Normal" w:eastAsia="思源黑体 CN Normal" w:hAnsi="思源黑体 CN Normal"/>
         <w:sz w:val="16"/>
         <w:szCs w:val="16"/>
       </w:rPr>
-      <w:t>sample.report</w:t>
-    </w:r>
-    <w:proofErr w:type="gramEnd"/>
-    <w:r>
-      <w:rPr>
-        <w:rFonts w:ascii="思源黑体 CN Normal" w:eastAsia="思源黑体 CN Normal" w:hAnsi="思源黑体 CN Normal"/>
-        <w:sz w:val="16"/>
-        <w:szCs w:val="16"/>
-      </w:rPr>
-      <w:t>_date</w:t>
+      <w:t>sample.report_date</w:t>
     </w:r>
     <w:proofErr w:type="spellEnd"/>
     <w:r>
@@ -25785,6 +24425,10 @@
 </file>
 
 <file path=customXml/item1.xml><?xml version="1.0" encoding="utf-8"?>
+<b:Sources xmlns:b="http://schemas.openxmlformats.org/officeDocument/2006/bibliography" xmlns="http://schemas.openxmlformats.org/officeDocument/2006/bibliography" SelectedStyle="\APASixthEditionOfficeOnline.xsl" StyleName="APA" Version="6"/>
+</file>
+
+<file path=customXml/item2.xml><?xml version="1.0" encoding="utf-8"?>
 <s:customData xmlns="http://www.wps.cn/officeDocument/2013/wpsCustomData" xmlns:s="http://www.wps.cn/officeDocument/2013/wpsCustomData">
   <customSectProps>
     <customSectPr/>
@@ -25797,22 +24441,18 @@
 </s:customData>
 </file>
 
-<file path=customXml/item2.xml><?xml version="1.0" encoding="utf-8"?>
-<b:Sources xmlns:b="http://schemas.openxmlformats.org/officeDocument/2006/bibliography" xmlns="http://schemas.openxmlformats.org/officeDocument/2006/bibliography" SelectedStyle="\APASixthEditionOfficeOnline.xsl" StyleName="APA" Version="6"/>
+<file path=customXml/itemProps1.xml><?xml version="1.0" encoding="utf-8"?>
+<ds:datastoreItem xmlns:ds="http://schemas.openxmlformats.org/officeDocument/2006/customXml" ds:itemID="{770B4A3F-A561-4017-BC7B-DA05B45F0203}">
+  <ds:schemaRefs>
+    <ds:schemaRef ds:uri="http://schemas.openxmlformats.org/officeDocument/2006/bibliography"/>
+  </ds:schemaRefs>
+</ds:datastoreItem>
 </file>
 
-<file path=customXml/itemProps1.xml><?xml version="1.0" encoding="utf-8"?>
+<file path=customXml/itemProps2.xml><?xml version="1.0" encoding="utf-8"?>
 <ds:datastoreItem xmlns:ds="http://schemas.openxmlformats.org/officeDocument/2006/customXml" ds:itemID="{B1977F7D-205B-4081-913C-38D41E755F92}">
   <ds:schemaRefs>
     <ds:schemaRef ds:uri="http://www.wps.cn/officeDocument/2013/wpsCustomData"/>
   </ds:schemaRefs>
 </ds:datastoreItem>
-</file>
-
-<file path=customXml/itemProps2.xml><?xml version="1.0" encoding="utf-8"?>
-<ds:datastoreItem xmlns:ds="http://schemas.openxmlformats.org/officeDocument/2006/customXml" ds:itemID="{770B4A3F-A561-4017-BC7B-DA05B45F0203}">
-  <ds:schemaRefs>
-    <ds:schemaRef ds:uri="http://schemas.openxmlformats.org/officeDocument/2006/bibliography"/>
-  </ds:schemaRefs>
-</ds:datastoreItem>
 </file>